--- a/brainscroll/docs/source/Visual_Theme_UI_Direction.docx
+++ b/brainscroll/docs/source/Visual_Theme_UI_Direction.docx
@@ -2670,7 +2670,7 @@
           <w:color w:val="182033"/>
           <w:sz w:val="20"/>
         </w:rPr>
-        <w:t>A level is a 2-5 minute learning encounter, usually 4-7 cards: hook, explanation, connection, question, correction if needed, and completion. The user never enters an endless algorithmic feed. Finishing the final card ends the level and awards real progression.</w:t>
+        <w:t>A level is a 2-5 minute learning encounter: a hook, 2-4 short learning cards, then 3 light questions (recall, understanding, connection), each followed by a short explanation, and completion. Reading and discovery are the main experience; the questions reinforce them. Longer checks are reserved for milestones: about 5 questions at every 10th-level checkpoint, 5-7 at Level 50, about 10 at the Level 100 Mastery Challenge. The user never enters an endless algorithmic feed. Finishing the final card ends the level and awards real progression.</w:t>
       </w:r>
     </w:p>
     <w:tbl>
@@ -2918,7 +2918,7 @@
                 <w:color w:val="4DA3FF"/>
                 <w:sz w:val="19"/>
               </w:rPr>
-              <w:t xml:space="preserve">QUESTION  </w:t>
+              <w:t xml:space="preserve">3 QUESTIONS  </w:t>
             </w:r>
             <w:r>
               <w:rPr>
@@ -2928,7 +2928,7 @@
                 <w:color w:val="182033"/>
                 <w:sz w:val="19"/>
               </w:rPr>
-              <w:t>Which half of the Roman Empire survived?</w:t>
+              <w:t>Recall, understanding, connection, e.g. "Which half of the Roman Empire survived?"</w:t>
             </w:r>
           </w:p>
         </w:tc>

--- a/brainscroll/docs/source/Visual_Theme_UI_Direction.docx
+++ b/brainscroll/docs/source/Visual_Theme_UI_Direction.docx
@@ -440,7 +440,7 @@
                 <w:color w:val="182033"/>
                 <w:sz w:val="19"/>
               </w:rPr>
-              <w:t>Levels, ranks, canonical skill progression, XP, mastery stars, titles, milestone nodes, prestige and unlock animations.</w:t>
+              <w:t>Levels, ranks, canonical skill progression, XP, mastery stars, titles, milestone nodes, prestige, Weekly Knowledge Quests and unlock animations.</w:t>
             </w:r>
           </w:p>
         </w:tc>
@@ -2081,7 +2081,7 @@
           <w:color w:val="182033"/>
           <w:sz w:val="20"/>
         </w:rPr>
-        <w:t>Shallow navigation. Four destinations are enough for V1: Home, Skills, Review and Profile. Learning launches from Home or a skill tree rather than becoming a separate maze of tabs.</w:t>
+        <w:t>Shallow navigation. Four destinations are enough for V1: Home, Skills, Review and Profile. Learning launches from Home or a skill tree rather than becoming a separate maze of tabs. Weekly Knowledge Quests (post-MVP) surface as a Home card, not a fifth tab.</w:t>
       </w:r>
       <w:r>
         <w:rPr>
@@ -2410,6 +2410,55 @@
         <w:tc>
           <w:tcPr>
             <w:tcW w:type="dxa" w:w="9936"/>
+            <w:shd w:fill="F7F8FC"/>
+            <w:tcMar>
+              <w:top w:w="100" w:type="dxa"/>
+              <w:start w:w="185" w:type="dxa"/>
+              <w:bottom w:w="100" w:type="dxa"/>
+              <w:end w:w="185" w:type="dxa"/>
+            </w:tcMar>
+            <w:tcBorders>
+              <w:top w:sz="5" w:val="single" w:color="DDE3EE"/>
+              <w:left w:sz="5" w:val="single" w:color="DDE3EE"/>
+              <w:bottom w:sz="5" w:val="single" w:color="DDE3EE"/>
+              <w:right w:sz="5" w:val="single" w:color="DDE3EE"/>
+            </w:tcBorders>
+          </w:tcPr>
+          <w:p>
+            <w:pPr>
+              <w:spacing w:after="0" w:line="240" w:lineRule="auto"/>
+            </w:pPr>
+            <w:r>
+              <w:rPr>
+                <w:rFonts w:ascii="Aptos" w:hAnsi="Aptos"/>
+                <w:b/>
+                <w:i w:val="0"/>
+                <w:color w:val="7C5CFF"/>
+                <w:sz w:val="19"/>
+              </w:rPr>
+              <w:t xml:space="preserve">WEEKLY QUEST  </w:t>
+            </w:r>
+            <w:r>
+              <w:rPr>
+                <w:rFonts w:ascii="Aptos" w:hAnsi="Aptos"/>
+                <w:b w:val="0"/>
+                <w:i w:val="0"/>
+                <w:color w:val="182033"/>
+                <w:sz w:val="19"/>
+              </w:rPr>
+              <w:t xml:space="preserve">The Roman World · 14 / 25 new levels</w:t>
+            </w:r>
+          </w:p>
+        </w:tc>
+      </w:tr>
+      <w:tr>
+        <w:trPr>
+          <w:cantSplit/>
+          <w:cantSplit/>
+        </w:trPr>
+        <w:tc>
+          <w:tcPr>
+            <w:tcW w:type="dxa" w:w="9936"/>
             <w:shd w:fill="FFFFFF"/>
             <w:tcMar>
               <w:top w:w="100" w:type="dxa"/>
@@ -2608,7 +2657,7 @@
           <w:color w:val="7C5CFF"/>
           <w:sz w:val="20"/>
         </w:rPr>
-        <w:t>Design intent: the RPG is visible, but learning stays primary. One dominant Continue card should own the screen; subject stats and daily progress are secondary, not a dashboard wall.</w:t>
+        <w:t>Design intent: the RPG is visible, but learning stays primary. One dominant Continue card should own the screen; subject stats, daily progress and the active Weekly Quest (post-MVP) are secondary, not a dashboard wall.</w:t>
       </w:r>
       <w:r>
         <w:rPr>
@@ -3255,7 +3304,7 @@
                 <w:color w:val="4DA3FF"/>
                 <w:sz w:val="21"/>
               </w:rPr>
-              <w:t>Daily quest complete</w:t>
+              <w:t>Daily knowledge complete</w:t>
             </w:r>
           </w:p>
           <w:p>
@@ -3270,7 +3319,7 @@
                 <w:color w:val="182033"/>
                 <w:sz w:val="19"/>
               </w:rPr>
-              <w:t>At 5 / 5 new free levels, celebrate finishing. Review remains unlimited. The subscription offer appears as an optional way to continue - not as a punishment or energy refill.</w:t>
+              <w:t>At 5 / 5 new free levels, celebrate finishing. Review remains unlimited. The subscription offer appears as an optional way to continue - not as a punishment or energy refill. When a Weekly Quest is active, this screen also shows its progress.</w:t>
             </w:r>
           </w:p>
         </w:tc>
@@ -3320,7 +3369,7 @@
                 <w:color w:val="FFFFFF"/>
                 <w:sz w:val="26"/>
               </w:rPr>
-              <w:t>DAILY QUEST COMPLETE</w:t>
+              <w:t>DAILY KNOWLEDGE COMPLETE</w:t>
             </w:r>
           </w:p>
           <w:p>
@@ -3336,6 +3385,133 @@
                 <w:sz w:val="17"/>
               </w:rPr>
               <w:t>5 / 5 new levels</w:t>
+            </w:r>
+          </w:p>
+        </w:tc>
+      </w:tr>
+      <w:tr>
+        <w:trPr>
+          <w:cantSplit/>
+          <w:cantSplit/>
+        </w:trPr>
+        <w:tc>
+          <w:tcPr>
+            <w:tcW w:type="dxa" w:w="9936"/>
+            <w:shd w:fill="FFFFFF"/>
+            <w:tcMar>
+              <w:top w:w="100" w:type="dxa"/>
+              <w:start w:w="185" w:type="dxa"/>
+              <w:bottom w:w="100" w:type="dxa"/>
+              <w:end w:w="185" w:type="dxa"/>
+            </w:tcMar>
+            <w:tcBorders>
+              <w:top w:sz="5" w:val="single" w:color="DDE3EE"/>
+              <w:left w:sz="5" w:val="single" w:color="DDE3EE"/>
+              <w:bottom w:sz="5" w:val="single" w:color="DDE3EE"/>
+              <w:right w:sz="5" w:val="single" w:color="DDE3EE"/>
+            </w:tcBorders>
+          </w:tcPr>
+          <w:p>
+            <w:pPr>
+              <w:spacing w:after="0" w:line="240" w:lineRule="auto"/>
+            </w:pPr>
+            <w:r>
+              <w:rPr>
+                <w:rFonts w:ascii="Aptos" w:hAnsi="Aptos"/>
+                <w:b/>
+                <w:i w:val="0"/>
+                <w:color w:val="7C5CFF"/>
+                <w:sz w:val="19"/>
+              </w:rPr>
+              <w:t xml:space="preserve">WEEKLY QUEST  </w:t>
+            </w:r>
+            <w:r>
+              <w:rPr>
+                <w:rFonts w:ascii="Aptos" w:hAnsi="Aptos"/>
+                <w:b w:val="0"/>
+                <w:i w:val="0"/>
+                <w:color w:val="182033"/>
+                <w:sz w:val="19"/>
+              </w:rPr>
+              <w:t xml:space="preserve">The Roman World  ·  14 / 25</w:t>
+            </w:r>
+          </w:p>
+        </w:tc>
+      </w:tr>
+      <w:tr>
+        <w:trPr>
+          <w:cantSplit/>
+          <w:cantSplit/>
+        </w:trPr>
+        <w:tc>
+          <w:tcPr>
+            <w:tcW w:type="dxa" w:w="9936"/>
+            <w:shd w:fill="F7F8FC"/>
+            <w:tcMar>
+              <w:top w:w="100" w:type="dxa"/>
+              <w:start w:w="185" w:type="dxa"/>
+              <w:bottom w:w="100" w:type="dxa"/>
+              <w:end w:w="185" w:type="dxa"/>
+            </w:tcMar>
+            <w:tcBorders>
+              <w:top w:sz="5" w:val="single" w:color="DDE3EE"/>
+              <w:left w:sz="5" w:val="single" w:color="DDE3EE"/>
+              <w:bottom w:sz="5" w:val="single" w:color="DDE3EE"/>
+              <w:right w:sz="5" w:val="single" w:color="DDE3EE"/>
+            </w:tcBorders>
+          </w:tcPr>
+          <w:p>
+            <w:pPr>
+              <w:spacing w:after="0" w:line="240" w:lineRule="auto"/>
+            </w:pPr>
+            <w:r>
+              <w:rPr>
+                <w:rFonts w:ascii="Aptos" w:hAnsi="Aptos"/>
+                <w:b w:val="0"/>
+                <w:i w:val="0"/>
+                <w:color w:val="182033"/>
+                <w:sz w:val="19"/>
+              </w:rPr>
+              <w:t xml:space="preserve">Roman History 5/5 ✓  ·  European Geography 5/5 ✓  ·  Art &amp; Architecture 3/5  ·  Government &amp; Society 1/5  ·  Mythology &amp; Religion 0/5</w:t>
+            </w:r>
+          </w:p>
+        </w:tc>
+      </w:tr>
+      <w:tr>
+        <w:trPr>
+          <w:cantSplit/>
+          <w:cantSplit/>
+        </w:trPr>
+        <w:tc>
+          <w:tcPr>
+            <w:tcW w:type="dxa" w:w="9936"/>
+            <w:shd w:fill="FFFFFF"/>
+            <w:tcMar>
+              <w:top w:w="100" w:type="dxa"/>
+              <w:start w:w="185" w:type="dxa"/>
+              <w:bottom w:w="100" w:type="dxa"/>
+              <w:end w:w="185" w:type="dxa"/>
+            </w:tcMar>
+            <w:tcBorders>
+              <w:top w:sz="5" w:val="single" w:color="DDE3EE"/>
+              <w:left w:sz="5" w:val="single" w:color="DDE3EE"/>
+              <w:bottom w:sz="5" w:val="single" w:color="DDE3EE"/>
+              <w:right w:sz="5" w:val="single" w:color="DDE3EE"/>
+            </w:tcBorders>
+          </w:tcPr>
+          <w:p>
+            <w:pPr>
+              <w:spacing w:after="0" w:line="240" w:lineRule="auto"/>
+            </w:pPr>
+            <w:r>
+              <w:rPr>
+                <w:rFonts w:ascii="Aptos" w:hAnsi="Aptos"/>
+                <w:b w:val="0"/>
+                <w:i w:val="0"/>
+                <w:color w:val="182033"/>
+                <w:sz w:val="19"/>
+              </w:rPr>
+              <w:t xml:space="preserve">11 levels remaining. Come back tomorrow and keep building.</w:t>
             </w:r>
           </w:p>
         </w:tc>
@@ -3462,7 +3638,7 @@
                 <w:color w:val="182033"/>
                 <w:sz w:val="19"/>
               </w:rPr>
-              <w:t>Review anything you have learned</w:t>
+              <w:t>Review Knowledge</w:t>
             </w:r>
           </w:p>
         </w:tc>
@@ -3511,7 +3687,7 @@
                 <w:color w:val="182033"/>
                 <w:sz w:val="19"/>
               </w:rPr>
-              <w:t>Keep leveling · $4.99/mo</w:t>
+              <w:t>Keep Leveling · $4.99/month</w:t>
             </w:r>
           </w:p>
         </w:tc>
@@ -4133,7 +4309,56 @@
                 <w:color w:val="A7B0C0"/>
                 <w:sz w:val="17"/>
               </w:rPr>
-              <w:t>Knowledge Level 34</w:t>
+              <w:t>Jordan  ·  Knowledge Level 34  ·  The Astronomer</w:t>
+            </w:r>
+          </w:p>
+        </w:tc>
+      </w:tr>
+      <w:tr>
+        <w:trPr>
+          <w:cantSplit/>
+          <w:cantSplit/>
+        </w:trPr>
+        <w:tc>
+          <w:tcPr>
+            <w:tcW w:type="dxa" w:w="9936"/>
+            <w:shd w:fill="FFFFFF"/>
+            <w:tcMar>
+              <w:top w:w="100" w:type="dxa"/>
+              <w:start w:w="185" w:type="dxa"/>
+              <w:bottom w:w="100" w:type="dxa"/>
+              <w:end w:w="185" w:type="dxa"/>
+            </w:tcMar>
+            <w:tcBorders>
+              <w:top w:sz="5" w:val="single" w:color="DDE3EE"/>
+              <w:left w:sz="5" w:val="single" w:color="DDE3EE"/>
+              <w:bottom w:sz="5" w:val="single" w:color="DDE3EE"/>
+              <w:right w:sz="5" w:val="single" w:color="DDE3EE"/>
+            </w:tcBorders>
+          </w:tcPr>
+          <w:p>
+            <w:pPr>
+              <w:spacing w:after="0" w:line="240" w:lineRule="auto"/>
+            </w:pPr>
+            <w:r>
+              <w:rPr>
+                <w:rFonts w:ascii="Aptos" w:hAnsi="Aptos"/>
+                <w:b/>
+                <w:i w:val="0"/>
+                <w:color w:val="39D98A"/>
+                <w:sz w:val="19"/>
+              </w:rPr>
+              <w:t xml:space="preserve">RAREST TROPHIES  </w:t>
+            </w:r>
+            <w:r>
+              <w:rPr>
+                <w:rFonts w:ascii="Aptos" w:hAnsi="Aptos"/>
+                <w:b w:val="0"/>
+                <w:i w:val="0"/>
+                <w:color w:val="182033"/>
+                <w:sz w:val="19"/>
+              </w:rPr>
+              <w:t xml:space="preserve">The Roman World  ·  First Star  ·  Perfect Recall</w:t>
             </w:r>
           </w:p>
         </w:tc>
@@ -4575,6 +4800,668 @@
           <w:color w:val="111827"/>
           <w:sz w:val="36"/>
         </w:rPr>
+        <w:t xml:space="preserve">Weekly Knowledge Quests</w:t>
+      </w:r>
+    </w:p>
+    <w:p>
+      <w:pPr>
+        <w:spacing w:after="200"/>
+      </w:pPr>
+      <w:r>
+        <w:rPr>
+          <w:rFonts w:ascii="Aptos" w:hAnsi="Aptos"/>
+          <w:b w:val="0"/>
+          <w:i/>
+          <w:color w:val="5B6577"/>
+          <w:sz w:val="19"/>
+        </w:rPr>
+        <w:t xml:space="preserve">A weekly objective for your knowledge build: a major RPG goal without fantasy trappings.</w:t>
+      </w:r>
+    </w:p>
+    <w:tbl>
+      <w:tblPr>
+        <w:tblW w:type="auto" w:w="0"/>
+        <w:jc w:val="center"/>
+        <w:tblLayout w:type="fixed"/>
+        <w:tblLook w:firstColumn="1" w:firstRow="1" w:lastColumn="0" w:lastRow="0" w:noHBand="0" w:noVBand="1" w:val="04A0"/>
+      </w:tblPr>
+      <w:tblGrid>
+        <w:gridCol w:w="9288"/>
+      </w:tblGrid>
+      <w:tr>
+        <w:trPr>
+          <w:cantSplit/>
+          <w:cantSplit/>
+        </w:trPr>
+        <w:tc>
+          <w:tcPr>
+            <w:tcW w:type="dxa" w:w="9936"/>
+            <w:shd w:fill="111827"/>
+            <w:tcMar>
+              <w:top w:w="145" w:type="dxa"/>
+              <w:start w:w="185" w:type="dxa"/>
+              <w:bottom w:w="145" w:type="dxa"/>
+              <w:end w:w="185" w:type="dxa"/>
+            </w:tcMar>
+            <w:tcBorders>
+              <w:top w:sz="5" w:val="single" w:color="DDE3EE"/>
+              <w:left w:sz="5" w:val="single" w:color="DDE3EE"/>
+              <w:bottom w:sz="5" w:val="single" w:color="DDE3EE"/>
+              <w:right w:sz="5" w:val="single" w:color="DDE3EE"/>
+            </w:tcBorders>
+          </w:tcPr>
+          <w:p>
+            <w:pPr>
+              <w:spacing w:after="40" w:line="240" w:lineRule="auto"/>
+            </w:pPr>
+            <w:r>
+              <w:rPr>
+                <w:rFonts w:ascii="Aptos" w:hAnsi="Aptos"/>
+                <w:b/>
+                <w:i w:val="0"/>
+                <w:color w:val="FFFFFF"/>
+                <w:sz w:val="26"/>
+              </w:rPr>
+              <w:t xml:space="preserve">THE ROMAN WORLD</w:t>
+            </w:r>
+          </w:p>
+          <w:p>
+            <w:pPr>
+              <w:spacing w:after="0" w:line="240" w:lineRule="auto"/>
+            </w:pPr>
+            <w:r>
+              <w:rPr>
+                <w:rFonts w:ascii="Aptos" w:hAnsi="Aptos"/>
+                <w:b w:val="0"/>
+                <w:i w:val="0"/>
+                <w:color w:val="A7B0C0"/>
+                <w:sz w:val="17"/>
+              </w:rPr>
+              <w:t xml:space="preserve">Standard Weekly Quest  ·  14 / 25 new levels</w:t>
+            </w:r>
+          </w:p>
+        </w:tc>
+      </w:tr>
+      <w:tr>
+        <w:trPr>
+          <w:cantSplit/>
+          <w:cantSplit/>
+        </w:trPr>
+        <w:tc>
+          <w:tcPr>
+            <w:tcW w:type="dxa" w:w="9936"/>
+            <w:shd w:fill="FFFFFF"/>
+            <w:tcMar>
+              <w:top w:w="100" w:type="dxa"/>
+              <w:start w:w="185" w:type="dxa"/>
+              <w:bottom w:w="100" w:type="dxa"/>
+              <w:end w:w="185" w:type="dxa"/>
+            </w:tcMar>
+            <w:tcBorders>
+              <w:top w:sz="5" w:val="single" w:color="DDE3EE"/>
+              <w:left w:sz="5" w:val="single" w:color="DDE3EE"/>
+              <w:bottom w:sz="5" w:val="single" w:color="DDE3EE"/>
+              <w:right w:sz="5" w:val="single" w:color="DDE3EE"/>
+            </w:tcBorders>
+          </w:tcPr>
+          <w:p>
+            <w:pPr>
+              <w:spacing w:after="0" w:line="240" w:lineRule="auto"/>
+            </w:pPr>
+            <w:r>
+              <w:rPr>
+                <w:rFonts w:ascii="Aptos" w:hAnsi="Aptos"/>
+                <w:b w:val="0"/>
+                <w:i w:val="0"/>
+                <w:color w:val="182033"/>
+                <w:sz w:val="19"/>
+              </w:rPr>
+              <w:t xml:space="preserve">◉—◉—◉—◉—◉—◉—◉—◉—◉—◉—◉—◉—◉—◉—○—○—○—○—○—○—○—○—○—○—○</w:t>
+            </w:r>
+          </w:p>
+        </w:tc>
+      </w:tr>
+      <w:tr>
+        <w:trPr>
+          <w:cantSplit/>
+          <w:cantSplit/>
+        </w:trPr>
+        <w:tc>
+          <w:tcPr>
+            <w:tcW w:type="dxa" w:w="9936"/>
+            <w:shd w:fill="FFFFFF"/>
+            <w:tcMar>
+              <w:top w:w="100" w:type="dxa"/>
+              <w:start w:w="185" w:type="dxa"/>
+              <w:bottom w:w="100" w:type="dxa"/>
+              <w:end w:w="185" w:type="dxa"/>
+            </w:tcMar>
+            <w:tcBorders>
+              <w:top w:sz="5" w:val="single" w:color="DDE3EE"/>
+              <w:left w:sz="5" w:val="single" w:color="DDE3EE"/>
+              <w:bottom w:sz="5" w:val="single" w:color="DDE3EE"/>
+              <w:right w:sz="5" w:val="single" w:color="DDE3EE"/>
+            </w:tcBorders>
+          </w:tcPr>
+          <w:p>
+            <w:pPr>
+              <w:spacing w:after="0" w:line="240" w:lineRule="auto"/>
+            </w:pPr>
+            <w:r>
+              <w:rPr>
+                <w:rFonts w:ascii="Aptos" w:hAnsi="Aptos"/>
+                <w:b/>
+                <w:i w:val="0"/>
+                <w:color w:val="7C5CFF"/>
+                <w:sz w:val="19"/>
+              </w:rPr>
+              <w:t xml:space="preserve">ROMAN HISTORY  </w:t>
+            </w:r>
+            <w:r>
+              <w:rPr>
+                <w:rFonts w:ascii="Aptos" w:hAnsi="Aptos"/>
+                <w:b w:val="0"/>
+                <w:i w:val="0"/>
+                <w:color w:val="182033"/>
+                <w:sz w:val="19"/>
+              </w:rPr>
+              <w:t xml:space="preserve">5 / 5 ✓</w:t>
+            </w:r>
+          </w:p>
+        </w:tc>
+      </w:tr>
+      <w:tr>
+        <w:trPr>
+          <w:cantSplit/>
+          <w:cantSplit/>
+        </w:trPr>
+        <w:tc>
+          <w:tcPr>
+            <w:tcW w:type="dxa" w:w="9936"/>
+            <w:shd w:fill="FFFFFF"/>
+            <w:tcMar>
+              <w:top w:w="100" w:type="dxa"/>
+              <w:start w:w="185" w:type="dxa"/>
+              <w:bottom w:w="100" w:type="dxa"/>
+              <w:end w:w="185" w:type="dxa"/>
+            </w:tcMar>
+            <w:tcBorders>
+              <w:top w:sz="5" w:val="single" w:color="DDE3EE"/>
+              <w:left w:sz="5" w:val="single" w:color="DDE3EE"/>
+              <w:bottom w:sz="5" w:val="single" w:color="DDE3EE"/>
+              <w:right w:sz="5" w:val="single" w:color="DDE3EE"/>
+            </w:tcBorders>
+          </w:tcPr>
+          <w:p>
+            <w:pPr>
+              <w:spacing w:after="0" w:line="240" w:lineRule="auto"/>
+            </w:pPr>
+            <w:r>
+              <w:rPr>
+                <w:rFonts w:ascii="Aptos" w:hAnsi="Aptos"/>
+                <w:b/>
+                <w:i w:val="0"/>
+                <w:color w:val="7C5CFF"/>
+                <w:sz w:val="19"/>
+              </w:rPr>
+              <w:t xml:space="preserve">EUROPEAN GEOGRAPHY  </w:t>
+            </w:r>
+            <w:r>
+              <w:rPr>
+                <w:rFonts w:ascii="Aptos" w:hAnsi="Aptos"/>
+                <w:b w:val="0"/>
+                <w:i w:val="0"/>
+                <w:color w:val="182033"/>
+                <w:sz w:val="19"/>
+              </w:rPr>
+              <w:t xml:space="preserve">5 / 5 ✓</w:t>
+            </w:r>
+          </w:p>
+        </w:tc>
+      </w:tr>
+      <w:tr>
+        <w:trPr>
+          <w:cantSplit/>
+          <w:cantSplit/>
+        </w:trPr>
+        <w:tc>
+          <w:tcPr>
+            <w:tcW w:type="dxa" w:w="9936"/>
+            <w:shd w:fill="FFFFFF"/>
+            <w:tcMar>
+              <w:top w:w="100" w:type="dxa"/>
+              <w:start w:w="185" w:type="dxa"/>
+              <w:bottom w:w="100" w:type="dxa"/>
+              <w:end w:w="185" w:type="dxa"/>
+            </w:tcMar>
+            <w:tcBorders>
+              <w:top w:sz="5" w:val="single" w:color="DDE3EE"/>
+              <w:left w:sz="5" w:val="single" w:color="DDE3EE"/>
+              <w:bottom w:sz="5" w:val="single" w:color="DDE3EE"/>
+              <w:right w:sz="5" w:val="single" w:color="DDE3EE"/>
+            </w:tcBorders>
+          </w:tcPr>
+          <w:p>
+            <w:pPr>
+              <w:spacing w:after="0" w:line="240" w:lineRule="auto"/>
+            </w:pPr>
+            <w:r>
+              <w:rPr>
+                <w:rFonts w:ascii="Aptos" w:hAnsi="Aptos"/>
+                <w:b/>
+                <w:i w:val="0"/>
+                <w:color w:val="7C5CFF"/>
+                <w:sz w:val="19"/>
+              </w:rPr>
+              <w:t xml:space="preserve">ART &amp; ARCHITECTURE  </w:t>
+            </w:r>
+            <w:r>
+              <w:rPr>
+                <w:rFonts w:ascii="Aptos" w:hAnsi="Aptos"/>
+                <w:b w:val="0"/>
+                <w:i w:val="0"/>
+                <w:color w:val="182033"/>
+                <w:sz w:val="19"/>
+              </w:rPr>
+              <w:t xml:space="preserve">3 / 5</w:t>
+            </w:r>
+          </w:p>
+        </w:tc>
+      </w:tr>
+      <w:tr>
+        <w:trPr>
+          <w:cantSplit/>
+          <w:cantSplit/>
+        </w:trPr>
+        <w:tc>
+          <w:tcPr>
+            <w:tcW w:type="dxa" w:w="9936"/>
+            <w:shd w:fill="FFFFFF"/>
+            <w:tcMar>
+              <w:top w:w="100" w:type="dxa"/>
+              <w:start w:w="185" w:type="dxa"/>
+              <w:bottom w:w="100" w:type="dxa"/>
+              <w:end w:w="185" w:type="dxa"/>
+            </w:tcMar>
+            <w:tcBorders>
+              <w:top w:sz="5" w:val="single" w:color="DDE3EE"/>
+              <w:left w:sz="5" w:val="single" w:color="DDE3EE"/>
+              <w:bottom w:sz="5" w:val="single" w:color="DDE3EE"/>
+              <w:right w:sz="5" w:val="single" w:color="DDE3EE"/>
+            </w:tcBorders>
+          </w:tcPr>
+          <w:p>
+            <w:pPr>
+              <w:spacing w:after="0" w:line="240" w:lineRule="auto"/>
+            </w:pPr>
+            <w:r>
+              <w:rPr>
+                <w:rFonts w:ascii="Aptos" w:hAnsi="Aptos"/>
+                <w:b/>
+                <w:i w:val="0"/>
+                <w:color w:val="7C5CFF"/>
+                <w:sz w:val="19"/>
+              </w:rPr>
+              <w:t xml:space="preserve">GOVERNMENT &amp; SOCIETY  </w:t>
+            </w:r>
+            <w:r>
+              <w:rPr>
+                <w:rFonts w:ascii="Aptos" w:hAnsi="Aptos"/>
+                <w:b w:val="0"/>
+                <w:i w:val="0"/>
+                <w:color w:val="182033"/>
+                <w:sz w:val="19"/>
+              </w:rPr>
+              <w:t xml:space="preserve">1 / 5</w:t>
+            </w:r>
+          </w:p>
+        </w:tc>
+      </w:tr>
+      <w:tr>
+        <w:trPr>
+          <w:cantSplit/>
+          <w:cantSplit/>
+        </w:trPr>
+        <w:tc>
+          <w:tcPr>
+            <w:tcW w:type="dxa" w:w="9936"/>
+            <w:shd w:fill="FFFFFF"/>
+            <w:tcMar>
+              <w:top w:w="100" w:type="dxa"/>
+              <w:start w:w="185" w:type="dxa"/>
+              <w:bottom w:w="100" w:type="dxa"/>
+              <w:end w:w="185" w:type="dxa"/>
+            </w:tcMar>
+            <w:tcBorders>
+              <w:top w:sz="5" w:val="single" w:color="DDE3EE"/>
+              <w:left w:sz="5" w:val="single" w:color="DDE3EE"/>
+              <w:bottom w:sz="5" w:val="single" w:color="DDE3EE"/>
+              <w:right w:sz="5" w:val="single" w:color="DDE3EE"/>
+            </w:tcBorders>
+          </w:tcPr>
+          <w:p>
+            <w:pPr>
+              <w:spacing w:after="0" w:line="240" w:lineRule="auto"/>
+            </w:pPr>
+            <w:r>
+              <w:rPr>
+                <w:rFonts w:ascii="Aptos" w:hAnsi="Aptos"/>
+                <w:b/>
+                <w:i w:val="0"/>
+                <w:color w:val="7C5CFF"/>
+                <w:sz w:val="19"/>
+              </w:rPr>
+              <w:t xml:space="preserve">MYTHOLOGY &amp; RELIGION  </w:t>
+            </w:r>
+            <w:r>
+              <w:rPr>
+                <w:rFonts w:ascii="Aptos" w:hAnsi="Aptos"/>
+                <w:b w:val="0"/>
+                <w:i w:val="0"/>
+                <w:color w:val="182033"/>
+                <w:sz w:val="19"/>
+              </w:rPr>
+              <w:t xml:space="preserve">0 / 5</w:t>
+            </w:r>
+          </w:p>
+        </w:tc>
+      </w:tr>
+      <w:tr>
+        <w:trPr>
+          <w:cantSplit/>
+          <w:cantSplit/>
+        </w:trPr>
+        <w:tc>
+          <w:tcPr>
+            <w:tcW w:type="dxa" w:w="9936"/>
+            <w:shd w:fill="FFFFFF"/>
+            <w:tcMar>
+              <w:top w:w="100" w:type="dxa"/>
+              <w:start w:w="185" w:type="dxa"/>
+              <w:bottom w:w="100" w:type="dxa"/>
+              <w:end w:w="185" w:type="dxa"/>
+            </w:tcMar>
+            <w:tcBorders>
+              <w:top w:sz="5" w:val="single" w:color="DDE3EE"/>
+              <w:left w:sz="5" w:val="single" w:color="DDE3EE"/>
+              <w:bottom w:sz="5" w:val="single" w:color="DDE3EE"/>
+              <w:right w:sz="5" w:val="single" w:color="DDE3EE"/>
+            </w:tcBorders>
+          </w:tcPr>
+          <w:p>
+            <w:pPr>
+              <w:spacing w:after="0" w:line="240" w:lineRule="auto"/>
+            </w:pPr>
+            <w:r>
+              <w:rPr>
+                <w:rFonts w:ascii="Aptos" w:hAnsi="Aptos"/>
+                <w:b/>
+                <w:i w:val="0"/>
+                <w:color w:val="7C5CFF"/>
+                <w:sz w:val="19"/>
+              </w:rPr>
+              <w:t xml:space="preserve">FINAL ENCOUNTER  </w:t>
+            </w:r>
+            <w:r>
+              <w:rPr>
+                <w:rFonts w:ascii="Aptos" w:hAnsi="Aptos"/>
+                <w:b w:val="0"/>
+                <w:i w:val="0"/>
+                <w:color w:val="182033"/>
+                <w:sz w:val="19"/>
+              </w:rPr>
+              <w:t xml:space="preserve">Locked · unlocks at 25 / 25 · 3 synthesis questions</w:t>
+            </w:r>
+          </w:p>
+        </w:tc>
+      </w:tr>
+      <w:tr>
+        <w:trPr>
+          <w:cantSplit/>
+          <w:cantSplit/>
+        </w:trPr>
+        <w:tc>
+          <w:tcPr>
+            <w:tcW w:type="dxa" w:w="9936"/>
+            <w:shd w:fill="FFFFFF"/>
+            <w:tcMar>
+              <w:top w:w="100" w:type="dxa"/>
+              <w:start w:w="185" w:type="dxa"/>
+              <w:bottom w:w="100" w:type="dxa"/>
+              <w:end w:w="185" w:type="dxa"/>
+            </w:tcMar>
+            <w:tcBorders>
+              <w:top w:sz="5" w:val="single" w:color="DDE3EE"/>
+              <w:left w:sz="5" w:val="single" w:color="DDE3EE"/>
+              <w:bottom w:sz="5" w:val="single" w:color="DDE3EE"/>
+              <w:right w:sz="5" w:val="single" w:color="DDE3EE"/>
+            </w:tcBorders>
+          </w:tcPr>
+          <w:p>
+            <w:pPr>
+              <w:spacing w:after="0" w:line="240" w:lineRule="auto"/>
+            </w:pPr>
+            <w:r>
+              <w:rPr>
+                <w:rFonts w:ascii="Aptos" w:hAnsi="Aptos"/>
+                <w:b/>
+                <w:i w:val="0"/>
+                <w:color w:val="7C5CFF"/>
+                <w:sz w:val="19"/>
+              </w:rPr>
+              <w:t xml:space="preserve">REWARDS  </w:t>
+            </w:r>
+            <w:r>
+              <w:rPr>
+                <w:rFonts w:ascii="Aptos" w:hAnsi="Aptos"/>
+                <w:b w:val="0"/>
+                <w:i w:val="0"/>
+                <w:color w:val="182033"/>
+                <w:sz w:val="19"/>
+              </w:rPr>
+              <w:t xml:space="preserve">The Roman World trophy · Citizen of Rome · Marble Laurel profile treatment · +1,000 XP</w:t>
+            </w:r>
+          </w:p>
+        </w:tc>
+      </w:tr>
+    </w:tbl>
+    <w:p>
+      <w:r>
+        <w:rPr>
+          <w:rFonts w:ascii="Aptos" w:hAnsi="Aptos"/>
+          <w:b/>
+          <w:i w:val="0"/>
+          <w:color w:val="7C5CFF"/>
+          <w:sz w:val="20"/>
+        </w:rPr>
+        <w:t xml:space="preserve">Design intent: the quest reads like a build objective. One central emblem, five requirements, one total and a visible reward: the user should know in a second which skills still need levels today.</w:t>
+      </w:r>
+    </w:p>
+    <w:p>
+      <w:pPr>
+        <w:pStyle w:val="ListBullet"/>
+        <w:spacing w:after="60"/>
+        <w:ind w:left="317" w:hanging="202"/>
+      </w:pPr>
+      <w:r>
+        <w:rPr>
+          <w:rFonts w:ascii="Aptos" w:hAnsi="Aptos"/>
+          <w:b/>
+          <w:i w:val="0"/>
+          <w:color w:val="182033"/>
+          <w:sz w:val="20"/>
+        </w:rPr>
+        <w:t xml:space="preserve">Central emblem. </w:t>
+      </w:r>
+      <w:r>
+        <w:rPr>
+          <w:rFonts w:ascii="Aptos" w:hAnsi="Aptos"/>
+          <w:b w:val="0"/>
+          <w:i w:val="0"/>
+          <w:color w:val="182033"/>
+          <w:sz w:val="20"/>
+        </w:rPr>
+        <w:t xml:space="preserve">One central emblem per quest, e.g. a stylized Roman bust with laurel and columns. It starts subdued; each completed requirement illuminates a section, turns accents violet then gold, reveals detail and activates a progress line.</w:t>
+      </w:r>
+    </w:p>
+    <w:p>
+      <w:pPr>
+        <w:pStyle w:val="ListBullet"/>
+        <w:spacing w:after="60"/>
+        <w:ind w:left="317" w:hanging="202"/>
+      </w:pPr>
+      <w:r>
+        <w:rPr>
+          <w:rFonts w:ascii="Aptos" w:hAnsi="Aptos"/>
+          <w:b/>
+          <w:i w:val="0"/>
+          <w:color w:val="182033"/>
+          <w:sz w:val="20"/>
+        </w:rPr>
+        <w:t xml:space="preserve">Requirements. </w:t>
+      </w:r>
+      <w:r>
+        <w:rPr>
+          <w:rFonts w:ascii="Aptos" w:hAnsi="Aptos"/>
+          <w:b w:val="0"/>
+          <w:i w:val="0"/>
+          <w:color w:val="182033"/>
+          <w:sz w:val="20"/>
+        </w:rPr>
+        <w:t xml:space="preserve">Five requirement rows with visible 0 / 5 progress, an overall 0 / 25, and a reward preview (trophy, title, cosmetic, XP).</w:t>
+      </w:r>
+    </w:p>
+    <w:p>
+      <w:pPr>
+        <w:pStyle w:val="ListBullet"/>
+        <w:spacing w:after="60"/>
+        <w:ind w:left="317" w:hanging="202"/>
+      </w:pPr>
+      <w:r>
+        <w:rPr>
+          <w:rFonts w:ascii="Aptos" w:hAnsi="Aptos"/>
+          <w:b/>
+          <w:i w:val="0"/>
+          <w:color w:val="182033"/>
+          <w:sz w:val="20"/>
+        </w:rPr>
+        <w:t xml:space="preserve">Final Encounter. </w:t>
+      </w:r>
+      <w:r>
+        <w:rPr>
+          <w:rFonts w:ascii="Aptos" w:hAnsi="Aptos"/>
+          <w:b w:val="0"/>
+          <w:i w:val="0"/>
+          <w:color w:val="182033"/>
+          <w:sz w:val="20"/>
+        </w:rPr>
+        <w:t xml:space="preserve">At 25 / 25: FINAL ENCOUNTER UNLOCKED. Its 3 synthesis questions end in a larger reward animation, second only to mastery. Keep glow and gold scarce so this moment lands.</w:t>
+      </w:r>
+    </w:p>
+    <w:p>
+      <w:pPr>
+        <w:pStyle w:val="ListBullet"/>
+        <w:spacing w:after="60"/>
+        <w:ind w:left="317" w:hanging="202"/>
+      </w:pPr>
+      <w:r>
+        <w:rPr>
+          <w:rFonts w:ascii="Aptos" w:hAnsi="Aptos"/>
+          <w:b/>
+          <w:i w:val="0"/>
+          <w:color w:val="182033"/>
+          <w:sz w:val="20"/>
+        </w:rPr>
+        <w:t xml:space="preserve">No fantasy trappings. </w:t>
+      </w:r>
+      <w:r>
+        <w:rPr>
+          <w:rFonts w:ascii="Aptos" w:hAnsi="Aptos"/>
+          <w:b w:val="0"/>
+          <w:i w:val="0"/>
+          <w:color w:val="182033"/>
+          <w:sz w:val="20"/>
+        </w:rPr>
+        <w:t xml:space="preserve">Modern knowledge-RPG, not fantasy: no swords, dragons, treasure chests, parchment, bosses or health bars.</w:t>
+      </w:r>
+    </w:p>
+    <w:p>
+      <w:pPr>
+        <w:pStyle w:val="ListBullet"/>
+        <w:spacing w:after="60"/>
+        <w:ind w:left="317" w:hanging="202"/>
+      </w:pPr>
+      <w:r>
+        <w:rPr>
+          <w:rFonts w:ascii="Aptos" w:hAnsi="Aptos"/>
+          <w:b/>
+          <w:i w:val="0"/>
+          <w:color w:val="182033"/>
+          <w:sz w:val="20"/>
+        </w:rPr>
+        <w:t xml:space="preserve">The Chronicle. </w:t>
+      </w:r>
+      <w:r>
+        <w:rPr>
+          <w:rFonts w:ascii="Aptos" w:hAnsi="Aptos"/>
+          <w:b w:val="0"/>
+          <w:i w:val="0"/>
+          <w:color w:val="182033"/>
+          <w:sz w:val="20"/>
+        </w:rPr>
+        <w:t xml:space="preserve">Ended quests live in the Chronicle with the same rewards. A live-week clear shows only a subtle dated mark; never a “missed forever” state.</w:t>
+      </w:r>
+    </w:p>
+    <w:p>
+      <w:pPr>
+        <w:pStyle w:val="ListBullet"/>
+        <w:spacing w:after="60"/>
+        <w:ind w:left="317" w:hanging="202"/>
+      </w:pPr>
+      <w:r>
+        <w:rPr>
+          <w:rFonts w:ascii="Aptos" w:hAnsi="Aptos"/>
+          <w:b/>
+          <w:i w:val="0"/>
+          <w:color w:val="182033"/>
+          <w:sz w:val="20"/>
+        </w:rPr>
+        <w:t xml:space="preserve">Friends. </w:t>
+      </w:r>
+      <w:r>
+        <w:rPr>
+          <w:rFonts w:ascii="Aptos" w:hAnsi="Aptos"/>
+          <w:b w:val="0"/>
+          <w:i w:val="0"/>
+          <w:color w:val="182033"/>
+          <w:sz w:val="20"/>
+        </w:rPr>
+        <w:t xml:space="preserve">Friend progress (once friends ship) is a compact list: Mike 25 / 25 ✓, Sarah 19 / 25, You 14 / 25. No “beating you” copy.</w:t>
+      </w:r>
+    </w:p>
+    <w:p>
+      <w:pPr>
+        <w:keepNext/>
+        <w:spacing w:before="200" w:after="80"/>
+      </w:pPr>
+      <w:r>
+        <w:rPr>
+          <w:rFonts w:ascii="Aptos" w:hAnsi="Aptos"/>
+          <w:b/>
+          <w:i w:val="0"/>
+          <w:color w:val="7C5CFF"/>
+          <w:sz w:val="36"/>
+        </w:rPr>
+        <w:t xml:space="preserve">11. </w:t>
+      </w:r>
+      <w:r>
+        <w:rPr>
+          <w:rFonts w:ascii="Aptos" w:hAnsi="Aptos"/>
+          <w:b/>
+          <w:i w:val="0"/>
+          <w:color w:val="111827"/>
+          <w:sz w:val="36"/>
+        </w:rPr>
         <w:t>Brand Voice &amp; Optional Spark</w:t>
       </w:r>
     </w:p>
@@ -4755,7 +5642,7 @@
           <w:color w:val="182033"/>
           <w:sz w:val="20"/>
         </w:rPr>
-        <w:t>“We’re done here. Go outside.” - after the daily quest is complete.</w:t>
+        <w:t>“We’re done here. Go outside.” - after the day’s five new levels are done.</w:t>
       </w:r>
     </w:p>
     <w:p>
@@ -4788,7 +5675,7 @@
           <w:color w:val="7C5CFF"/>
           <w:sz w:val="36"/>
         </w:rPr>
-        <w:t xml:space="preserve">11. </w:t>
+        <w:t xml:space="preserve">12. </w:t>
       </w:r>
       <w:r>
         <w:rPr>
@@ -4961,7 +5848,7 @@
           <w:color w:val="7C5CFF"/>
           <w:sz w:val="36"/>
         </w:rPr>
-        <w:t xml:space="preserve">12. </w:t>
+        <w:t xml:space="preserve">13. </w:t>
       </w:r>
       <w:r>
         <w:rPr>
@@ -5162,6 +6049,33 @@
           <w:color w:val="182033"/>
           <w:sz w:val="20"/>
         </w:rPr>
+        <w:t xml:space="preserve">Weekly Quest progress. </w:t>
+      </w:r>
+      <w:r>
+        <w:rPr>
+          <w:rFonts w:ascii="Aptos" w:hAnsi="Aptos"/>
+          <w:b w:val="0"/>
+          <w:i w:val="0"/>
+          <w:color w:val="182033"/>
+          <w:sz w:val="20"/>
+        </w:rPr>
+        <w:t xml:space="preserve">Each quest level lights a segment of the quest emblem; the Final Encounter unlock and quest completion are the only moments besides mastery that earn a big celebration.</w:t>
+      </w:r>
+    </w:p>
+    <w:p>
+      <w:pPr>
+        <w:pStyle w:val="ListBullet"/>
+        <w:spacing w:after="60"/>
+        <w:ind w:left="317" w:hanging="202"/>
+      </w:pPr>
+      <w:r>
+        <w:rPr>
+          <w:rFonts w:ascii="Aptos" w:hAnsi="Aptos"/>
+          <w:b/>
+          <w:i w:val="0"/>
+          <w:color w:val="182033"/>
+          <w:sz w:val="20"/>
+        </w:rPr>
         <w:t>Motion scale. Normal feedback should feel fast (roughly 150-250 ms); mastery moments can breathe longer. Respect reduced-motion settings and never make animation block learning.</w:t>
       </w:r>
       <w:r>
@@ -5187,7 +6101,7 @@
           <w:color w:val="7C5CFF"/>
           <w:sz w:val="36"/>
         </w:rPr>
-        <w:t xml:space="preserve">13. </w:t>
+        <w:t xml:space="preserve">14. </w:t>
       </w:r>
       <w:r>
         <w:rPr>
@@ -5285,6 +6199,23 @@
     </w:p>
     <w:p>
       <w:pPr>
+        <w:pStyle w:val="ListBullet"/>
+        <w:spacing w:after="60"/>
+        <w:ind w:left="317" w:hanging="202"/>
+      </w:pPr>
+      <w:r>
+        <w:rPr>
+          <w:rFonts w:ascii="Aptos" w:hAnsi="Aptos"/>
+          <w:b w:val="0"/>
+          <w:i w:val="0"/>
+          <w:color w:val="182033"/>
+          <w:sz w:val="20"/>
+        </w:rPr>
+        <w:t xml:space="preserve">Weekly Quests are fully completable free: a standard quest is about five learning days. The 5 / 5 screen shows quest progress, and Unlimited appears only as an optional way to keep going. Pay for freedom, not knowledge.</w:t>
+      </w:r>
+    </w:p>
+    <w:p>
+      <w:pPr>
         <w:keepNext/>
         <w:spacing w:before="200" w:after="80"/>
       </w:pPr>
@@ -5296,7 +6227,7 @@
           <w:color w:val="7C5CFF"/>
           <w:sz w:val="36"/>
         </w:rPr>
-        <w:t xml:space="preserve">14. </w:t>
+        <w:t xml:space="preserve">15. </w:t>
       </w:r>
       <w:r>
         <w:rPr>
@@ -5509,6 +6440,23 @@
           <w:sz w:val="20"/>
         </w:rPr>
         <w:t>Do not celebrate time spent. Celebrate levels cleared, concepts recalled and mastery earned.</w:t>
+      </w:r>
+    </w:p>
+    <w:p>
+      <w:pPr>
+        <w:pStyle w:val="ListBullet"/>
+        <w:spacing w:after="60"/>
+        <w:ind w:left="317" w:hanging="202"/>
+      </w:pPr>
+      <w:r>
+        <w:rPr>
+          <w:rFonts w:ascii="Aptos" w:hAnsi="Aptos"/>
+          <w:b w:val="0"/>
+          <w:i w:val="0"/>
+          <w:color w:val="182033"/>
+          <w:sz w:val="20"/>
+        </w:rPr>
+        <w:t xml:space="preserve">Weekly Quests are objectives, not combat or countdowns. Ended quests move to the Chronicle; nothing is ever “missed forever.”</w:t>
       </w:r>
     </w:p>
     <w:p>

--- a/brainscroll/docs/source/Visual_Theme_UI_Direction.docx
+++ b/brainscroll/docs/source/Visual_Theme_UI_Direction.docx
@@ -5259,7 +5259,7 @@
                 <w:color w:val="182033"/>
                 <w:sz w:val="19"/>
               </w:rPr>
-              <w:t xml:space="preserve">The Roman World trophy · Citizen of Rome · Marble Laurel profile treatment · +1,000 XP</w:t>
+              <w:t xml:space="preserve">The Roman World trophy · Citizen of Rome · Marble Laurel profile treatment · +50 XP</w:t>
             </w:r>
           </w:p>
         </w:tc>

--- a/brainscroll/docs/source/Visual_Theme_UI_Direction.docx
+++ b/brainscroll/docs/source/Visual_Theme_UI_Direction.docx
@@ -3039,6 +3039,55 @@
         <w:tc>
           <w:tcPr>
             <w:tcW w:type="dxa" w:w="9936"/>
+            <w:shd w:fill="FFFFFF"/>
+            <w:tcMar>
+              <w:top w:w="100" w:type="dxa"/>
+              <w:start w:w="185" w:type="dxa"/>
+              <w:bottom w:w="100" w:type="dxa"/>
+              <w:end w:w="185" w:type="dxa"/>
+            </w:tcMar>
+            <w:tcBorders>
+              <w:top w:sz="5" w:val="single" w:color="DDE3EE"/>
+              <w:left w:sz="5" w:val="single" w:color="DDE3EE"/>
+              <w:bottom w:sz="5" w:val="single" w:color="DDE3EE"/>
+              <w:right w:sz="5" w:val="single" w:color="DDE3EE"/>
+            </w:tcBorders>
+          </w:tcPr>
+          <w:p>
+            <w:pPr>
+              <w:spacing w:after="0" w:line="240" w:lineRule="auto"/>
+            </w:pPr>
+            <w:r>
+              <w:rPr>
+                <w:rFonts w:ascii="Aptos" w:hAnsi="Aptos"/>
+                <w:b/>
+                <w:i w:val="0"/>
+                <w:color w:val="4DA3FF"/>
+                <w:sz w:val="19"/>
+              </w:rPr>
+              <w:t xml:space="preserve">IF MISSED  </w:t>
+            </w:r>
+            <w:r>
+              <w:rPr>
+                <w:rFonts w:ascii="Aptos" w:hAnsi="Aptos"/>
+                <w:b w:val="0"/>
+                <w:i w:val="0"/>
+                <w:color w:val="182033"/>
+                <w:sz w:val="19"/>
+              </w:rPr>
+              <w:t xml:space="preserve">Take another look: “After the Western Roman Empire collapsed in the 5th century, the Eastern Roman Empire continued from Constantinople for nearly another thousand years.” Choose again.</w:t>
+            </w:r>
+          </w:p>
+        </w:tc>
+      </w:tr>
+      <w:tr>
+        <w:trPr>
+          <w:cantSplit/>
+          <w:cantSplit/>
+        </w:trPr>
+        <w:tc>
+          <w:tcPr>
+            <w:tcW w:type="dxa" w:w="9936"/>
             <w:shd w:fill="F7F8FC"/>
             <w:tcMar>
               <w:top w:w="100" w:type="dxa"/>
@@ -3075,7 +3124,7 @@
                 <w:color w:val="182033"/>
                 <w:sz w:val="19"/>
               </w:rPr>
-              <w:t>+24 XP  ·  Level 18 cleared  ·  Level 19 unlocked</w:t>
+              <w:t>+100 XP  ·  Perfect Recall  ·  Level 19 unlocked</w:t>
             </w:r>
           </w:p>
         </w:tc>
@@ -3271,7 +3320,7 @@
                 <w:color w:val="182033"/>
                 <w:sz w:val="19"/>
               </w:rPr>
-              <w:t>XP fills quickly, the skill level increments and the next canonical level lights up. Keep the celebration crisp so “one more level” feels tempting without becoming noise.</w:t>
+              <w:t>XP fills quickly, the skill level increments and the next canonical level lights up. A 3 / 3 first try earns Perfect Recall with a slightly bigger moment. Keep the celebration crisp so “one more level” feels tempting without becoming noise.</w:t>
             </w:r>
           </w:p>
         </w:tc>
@@ -5890,16 +5939,17 @@
           <w:color w:val="182033"/>
           <w:sz w:val="20"/>
         </w:rPr>
-        <w:t>Correct answer. Card snaps into a success state; restrained mint pulse; subtle haptic; tiny XP count-up.</w:t>
+        <w:t xml:space="preserve">Correct answer. </w:t>
       </w:r>
       <w:r>
         <w:rPr>
           <w:rFonts w:ascii="Aptos" w:hAnsi="Aptos"/>
-          <w:b w:val="0"/>
+          <w:b/>
           <w:i w:val="0"/>
           <w:color w:val="182033"/>
           <w:sz w:val="20"/>
         </w:rPr>
+        <w:t xml:space="preserve">Card snaps into a success state; restrained mint pulse; subtle haptic.</w:t>
       </w:r>
     </w:p>
     <w:p>
@@ -5916,16 +5966,17 @@
           <w:color w:val="182033"/>
           <w:sz w:val="20"/>
         </w:rPr>
-        <w:t>Wrong answer. Short coral response followed immediately by the explanation - no punitive hearts, lives or shame state.</w:t>
+        <w:t xml:space="preserve">Wrong answer. </w:t>
       </w:r>
       <w:r>
         <w:rPr>
           <w:rFonts w:ascii="Aptos" w:hAnsi="Aptos"/>
-          <w:b w:val="0"/>
+          <w:b/>
           <w:i w:val="0"/>
           <w:color w:val="182033"/>
           <w:sz w:val="20"/>
         </w:rPr>
+        <w:t xml:space="preserve">Short, restrained coral note; the question stays put, its source card slides in beneath it (“Take another look”) and the options reopen until the right one is chosen. No punitive hearts, lives, restarts or shame state.</w:t>
       </w:r>
     </w:p>
     <w:p>

--- a/brainscroll/docs/source/Visual_Theme_UI_Direction.docx
+++ b/brainscroll/docs/source/Visual_Theme_UI_Direction.docx
@@ -3320,7 +3320,7 @@
                 <w:color w:val="182033"/>
                 <w:sz w:val="19"/>
               </w:rPr>
-              <w:t>XP fills quickly, the skill level increments and the next canonical level lights up. A 3 / 3 first try earns Perfect Recall with a slightly bigger moment. Keep the celebration crisp so “one more level” feels tempting without becoming noise.</w:t>
+              <w:t>XP fills quickly, the skill level increments and the next canonical level lights up. A 3 / 3 first try earns Perfect Recall with a slightly bigger moment. Level 100 shows “★ Mastery star earned” in gold whatever the first-try score. XP amounts come from the server’s configured pools, never from the screen. Review works like a level question: a miss shows the source card beneath the question and the choices stay open until the right answer is chosen. Keep the celebration crisp so “one more level” feels tempting without becoming noise.</w:t>
             </w:r>
           </w:p>
         </w:tc>

--- a/brainscroll/docs/source/Visual_Theme_UI_Direction.docx
+++ b/brainscroll/docs/source/Visual_Theme_UI_Direction.docx
@@ -2719,7 +2719,7 @@
           <w:color w:val="182033"/>
           <w:sz w:val="20"/>
         </w:rPr>
-        <w:t>A level is a 2-5 minute learning encounter: a hook, 2-4 short learning cards, then 3 light questions (recall, understanding, connection), each followed by a short explanation, and completion. Reading and discovery are the main experience; the questions reinforce them. Longer checks are reserved for milestones: about 5 questions at every 10th-level checkpoint, 5-7 at Level 50, about 10 at the Level 100 Mastery Challenge. The user never enters an endless algorithmic feed. Finishing the final card ends the level and awards real progression.</w:t>
+        <w:t>A level is a 2-5 minute learning encounter: a hook, 2-4 short learning cards, then 3 light questions (recall, understanding, connection), each followed by a short explanation, and completion. Reading and discovery are the main experience; the questions reinforce them. Longer checks are reserved for milestones: 5 questions at every 10th-level checkpoint, 7 at the Level 50 milestone, 10 at the Level 100 Mastery Challenge. The user never enters an endless algorithmic feed. Finishing the final card ends the level and awards real progression.</w:t>
       </w:r>
     </w:p>
     <w:tbl>

--- a/brainscroll/docs/source/Visual_Theme_UI_Direction.docx
+++ b/brainscroll/docs/source/Visual_Theme_UI_Direction.docx
@@ -77,24 +77,23 @@
       <w:tr>
         <w:trPr>
           <w:cantSplit/>
-          <w:cantSplit/>
         </w:trPr>
         <w:tc>
           <w:tcPr>
             <w:tcW w:type="dxa" w:w="2088"/>
-            <w:shd w:fill="7C5CFF"/>
+            <w:tcBorders>
+              <w:top w:val="nil"/>
+              <w:left w:val="nil"/>
+              <w:bottom w:val="nil"/>
+              <w:right w:val="nil"/>
+            </w:tcBorders>
+            <w:shd w:fill="7C5CFF" w:val="clear"/>
             <w:tcMar>
               <w:top w:w="70" w:type="dxa"/>
               <w:start w:w="90" w:type="dxa"/>
               <w:bottom w:w="70" w:type="dxa"/>
               <w:end w:w="90" w:type="dxa"/>
             </w:tcMar>
-            <w:tcBorders>
-              <w:top w:val="nil"/>
-              <w:left w:val="nil"/>
-              <w:bottom w:val="nil"/>
-              <w:right w:val="nil"/>
-            </w:tcBorders>
           </w:tcPr>
           <w:p>
             <w:pPr>
@@ -116,19 +115,19 @@
         <w:tc>
           <w:tcPr>
             <w:tcW w:type="dxa" w:w="2088"/>
-            <w:shd w:fill="4DA3FF"/>
+            <w:tcBorders>
+              <w:top w:val="nil"/>
+              <w:left w:val="nil"/>
+              <w:bottom w:val="nil"/>
+              <w:right w:val="nil"/>
+            </w:tcBorders>
+            <w:shd w:fill="4DA3FF" w:val="clear"/>
             <w:tcMar>
               <w:top w:w="70" w:type="dxa"/>
               <w:start w:w="90" w:type="dxa"/>
               <w:bottom w:w="70" w:type="dxa"/>
               <w:end w:w="90" w:type="dxa"/>
             </w:tcMar>
-            <w:tcBorders>
-              <w:top w:val="nil"/>
-              <w:left w:val="nil"/>
-              <w:bottom w:val="nil"/>
-              <w:right w:val="nil"/>
-            </w:tcBorders>
           </w:tcPr>
           <w:p>
             <w:pPr>
@@ -150,19 +149,19 @@
         <w:tc>
           <w:tcPr>
             <w:tcW w:type="dxa" w:w="2088"/>
-            <w:shd w:fill="39D98A"/>
+            <w:tcBorders>
+              <w:top w:val="nil"/>
+              <w:left w:val="nil"/>
+              <w:bottom w:val="nil"/>
+              <w:right w:val="nil"/>
+            </w:tcBorders>
+            <w:shd w:fill="39D98A" w:val="clear"/>
             <w:tcMar>
               <w:top w:w="70" w:type="dxa"/>
               <w:start w:w="90" w:type="dxa"/>
               <w:bottom w:w="70" w:type="dxa"/>
               <w:end w:w="90" w:type="dxa"/>
             </w:tcMar>
-            <w:tcBorders>
-              <w:top w:val="nil"/>
-              <w:left w:val="nil"/>
-              <w:bottom w:val="nil"/>
-              <w:right w:val="nil"/>
-            </w:tcBorders>
           </w:tcPr>
           <w:p>
             <w:pPr>
@@ -184,19 +183,19 @@
         <w:tc>
           <w:tcPr>
             <w:tcW w:type="dxa" w:w="2088"/>
-            <w:shd w:fill="FFC857"/>
+            <w:tcBorders>
+              <w:top w:val="nil"/>
+              <w:left w:val="nil"/>
+              <w:bottom w:val="nil"/>
+              <w:right w:val="nil"/>
+            </w:tcBorders>
+            <w:shd w:fill="FFC857" w:val="clear"/>
             <w:tcMar>
               <w:top w:w="70" w:type="dxa"/>
               <w:start w:w="90" w:type="dxa"/>
               <w:bottom w:w="70" w:type="dxa"/>
               <w:end w:w="90" w:type="dxa"/>
             </w:tcMar>
-            <w:tcBorders>
-              <w:top w:val="nil"/>
-              <w:left w:val="nil"/>
-              <w:bottom w:val="nil"/>
-              <w:right w:val="nil"/>
-            </w:tcBorders>
           </w:tcPr>
           <w:p>
             <w:pPr>
@@ -236,24 +235,23 @@
       <w:tr>
         <w:trPr>
           <w:cantSplit/>
-          <w:cantSplit/>
         </w:trPr>
         <w:tc>
           <w:tcPr>
             <w:tcW w:type="dxa" w:w="4968"/>
-            <w:shd w:fill="7C5CFF"/>
+            <w:tcBorders>
+              <w:top w:val="nil"/>
+              <w:left w:val="nil"/>
+              <w:bottom w:val="nil"/>
+              <w:right w:val="nil"/>
+            </w:tcBorders>
+            <w:shd w:fill="7C5CFF" w:val="clear"/>
             <w:tcMar>
               <w:top w:w="0" w:type="dxa"/>
               <w:start w:w="0" w:type="dxa"/>
               <w:bottom w:w="0" w:type="dxa"/>
               <w:end w:w="0" w:type="dxa"/>
             </w:tcMar>
-            <w:tcBorders>
-              <w:top w:val="nil"/>
-              <w:left w:val="nil"/>
-              <w:bottom w:val="nil"/>
-              <w:right w:val="nil"/>
-            </w:tcBorders>
           </w:tcPr>
           <w:p>
             <w:pPr>
@@ -264,19 +262,19 @@
         <w:tc>
           <w:tcPr>
             <w:tcW w:type="dxa" w:w="4968"/>
-            <w:shd w:fill="F1EEFF"/>
+            <w:tcBorders>
+              <w:top w:val="nil"/>
+              <w:left w:val="nil"/>
+              <w:bottom w:val="nil"/>
+              <w:right w:val="nil"/>
+            </w:tcBorders>
+            <w:shd w:fill="F1EEFF" w:val="clear"/>
             <w:tcMar>
               <w:top w:w="140" w:type="dxa"/>
               <w:start w:w="180" w:type="dxa"/>
               <w:bottom w:w="140" w:type="dxa"/>
               <w:end w:w="180" w:type="dxa"/>
             </w:tcMar>
-            <w:tcBorders>
-              <w:top w:val="nil"/>
-              <w:left w:val="nil"/>
-              <w:bottom w:val="nil"/>
-              <w:right w:val="nil"/>
-            </w:tcBorders>
           </w:tcPr>
           <w:p>
             <w:pPr>
@@ -394,24 +392,23 @@
       <w:tr>
         <w:trPr>
           <w:cantSplit/>
-          <w:cantSplit/>
         </w:trPr>
         <w:tc>
           <w:tcPr>
             <w:tcW w:type="dxa" w:w="4968"/>
-            <w:shd w:fill="F1EEFF"/>
+            <w:tcBorders>
+              <w:top w:val="nil"/>
+              <w:left w:val="nil"/>
+              <w:bottom w:val="nil"/>
+              <w:right w:val="nil"/>
+            </w:tcBorders>
+            <w:shd w:fill="F1EEFF" w:val="clear"/>
             <w:tcMar>
               <w:top w:w="150" w:type="dxa"/>
               <w:start w:w="165" w:type="dxa"/>
               <w:bottom w:w="150" w:type="dxa"/>
               <w:end w:w="165" w:type="dxa"/>
             </w:tcMar>
-            <w:tcBorders>
-              <w:top w:val="nil"/>
-              <w:left w:val="nil"/>
-              <w:bottom w:val="nil"/>
-              <w:right w:val="nil"/>
-            </w:tcBorders>
           </w:tcPr>
           <w:p>
             <w:pPr>
@@ -447,19 +444,19 @@
         <w:tc>
           <w:tcPr>
             <w:tcW w:type="dxa" w:w="4968"/>
-            <w:shd w:fill="F4F6FB"/>
+            <w:tcBorders>
+              <w:top w:val="nil"/>
+              <w:left w:val="nil"/>
+              <w:bottom w:val="nil"/>
+              <w:right w:val="nil"/>
+            </w:tcBorders>
+            <w:shd w:fill="F4F6FB" w:val="clear"/>
             <w:tcMar>
               <w:top w:w="150" w:type="dxa"/>
               <w:start w:w="165" w:type="dxa"/>
               <w:bottom w:w="150" w:type="dxa"/>
               <w:end w:w="165" w:type="dxa"/>
             </w:tcMar>
-            <w:tcBorders>
-              <w:top w:val="nil"/>
-              <w:left w:val="nil"/>
-              <w:bottom w:val="nil"/>
-              <w:right w:val="nil"/>
-            </w:tcBorders>
           </w:tcPr>
           <w:p>
             <w:pPr>
@@ -513,24 +510,23 @@
       <w:tr>
         <w:trPr>
           <w:cantSplit/>
-          <w:cantSplit/>
         </w:trPr>
         <w:tc>
           <w:tcPr>
             <w:tcW w:type="dxa" w:w="4968"/>
-            <w:shd w:fill="4DA3FF"/>
+            <w:tcBorders>
+              <w:top w:val="nil"/>
+              <w:left w:val="nil"/>
+              <w:bottom w:val="nil"/>
+              <w:right w:val="nil"/>
+            </w:tcBorders>
+            <w:shd w:fill="4DA3FF" w:val="clear"/>
             <w:tcMar>
               <w:top w:w="0" w:type="dxa"/>
               <w:start w:w="0" w:type="dxa"/>
               <w:bottom w:w="0" w:type="dxa"/>
               <w:end w:w="0" w:type="dxa"/>
             </w:tcMar>
-            <w:tcBorders>
-              <w:top w:val="nil"/>
-              <w:left w:val="nil"/>
-              <w:bottom w:val="nil"/>
-              <w:right w:val="nil"/>
-            </w:tcBorders>
           </w:tcPr>
           <w:p>
             <w:pPr>
@@ -541,19 +537,19 @@
         <w:tc>
           <w:tcPr>
             <w:tcW w:type="dxa" w:w="4968"/>
-            <w:shd w:fill="EAF6FF"/>
+            <w:tcBorders>
+              <w:top w:val="nil"/>
+              <w:left w:val="nil"/>
+              <w:bottom w:val="nil"/>
+              <w:right w:val="nil"/>
+            </w:tcBorders>
+            <w:shd w:fill="EAF6FF" w:val="clear"/>
             <w:tcMar>
               <w:top w:w="140" w:type="dxa"/>
               <w:start w:w="180" w:type="dxa"/>
               <w:bottom w:w="140" w:type="dxa"/>
               <w:end w:w="180" w:type="dxa"/>
             </w:tcMar>
-            <w:tcBorders>
-              <w:top w:val="nil"/>
-              <w:left w:val="nil"/>
-              <w:bottom w:val="nil"/>
-              <w:right w:val="nil"/>
-            </w:tcBorders>
           </w:tcPr>
           <w:p>
             <w:pPr>
@@ -645,12 +641,11 @@
       <w:tr>
         <w:trPr>
           <w:cantSplit/>
-          <w:cantSplit/>
         </w:trPr>
         <w:tc>
           <w:tcPr>
             <w:tcW w:type="dxa" w:w="2484"/>
-            <w:shd w:fill="111827"/>
+            <w:shd w:fill="111827" w:val="clear"/>
             <w:tcMar>
               <w:top w:w="90" w:type="dxa"/>
               <w:start w:w="100" w:type="dxa"/>
@@ -678,7 +673,7 @@
         <w:tc>
           <w:tcPr>
             <w:tcW w:type="dxa" w:w="2484"/>
-            <w:shd w:fill="111827"/>
+            <w:shd w:fill="111827" w:val="clear"/>
             <w:tcMar>
               <w:top w:w="90" w:type="dxa"/>
               <w:start w:w="100" w:type="dxa"/>
@@ -706,7 +701,7 @@
         <w:tc>
           <w:tcPr>
             <w:tcW w:type="dxa" w:w="2484"/>
-            <w:shd w:fill="111827"/>
+            <w:shd w:fill="111827" w:val="clear"/>
             <w:tcMar>
               <w:top w:w="90" w:type="dxa"/>
               <w:start w:w="100" w:type="dxa"/>
@@ -734,7 +729,7 @@
         <w:tc>
           <w:tcPr>
             <w:tcW w:type="dxa" w:w="2484"/>
-            <w:shd w:fill="111827"/>
+            <w:shd w:fill="111827" w:val="clear"/>
             <w:tcMar>
               <w:top w:w="90" w:type="dxa"/>
               <w:start w:w="100" w:type="dxa"/>
@@ -763,12 +758,17 @@
       <w:tr>
         <w:trPr>
           <w:cantSplit/>
-          <w:cantSplit/>
         </w:trPr>
         <w:tc>
           <w:tcPr>
             <w:tcW w:type="dxa" w:w="1181"/>
-            <w:shd w:fill="111827"/>
+            <w:tcBorders>
+              <w:top w:sz="4" w:val="single" w:color="DDE3EE"/>
+              <w:left w:sz="4" w:val="single" w:color="DDE3EE"/>
+              <w:bottom w:sz="4" w:val="single" w:color="DDE3EE"/>
+              <w:right w:sz="4" w:val="single" w:color="DDE3EE"/>
+            </w:tcBorders>
+            <w:shd w:fill="111827" w:val="clear"/>
             <w:tcMar>
               <w:top w:w="90" w:type="dxa"/>
               <w:start w:w="100" w:type="dxa"/>
@@ -776,12 +776,6 @@
               <w:end w:w="100" w:type="dxa"/>
             </w:tcMar>
             <w:vAlign w:val="center"/>
-            <w:tcBorders>
-              <w:top w:sz="4" w:val="single" w:color="DDE3EE"/>
-              <w:left w:sz="4" w:val="single" w:color="DDE3EE"/>
-              <w:bottom w:sz="4" w:val="single" w:color="DDE3EE"/>
-              <w:right w:sz="4" w:val="single" w:color="DDE3EE"/>
-            </w:tcBorders>
           </w:tcPr>
           <w:p>
             <w:pPr>
@@ -792,6 +786,12 @@
         <w:tc>
           <w:tcPr>
             <w:tcW w:type="dxa" w:w="2736"/>
+            <w:tcBorders>
+              <w:top w:sz="4" w:val="single" w:color="DDE3EE"/>
+              <w:left w:sz="4" w:val="single" w:color="DDE3EE"/>
+              <w:bottom w:sz="4" w:val="single" w:color="DDE3EE"/>
+              <w:right w:sz="4" w:val="single" w:color="DDE3EE"/>
+            </w:tcBorders>
             <w:tcMar>
               <w:top w:w="90" w:type="dxa"/>
               <w:start w:w="100" w:type="dxa"/>
@@ -799,12 +799,6 @@
               <w:end w:w="100" w:type="dxa"/>
             </w:tcMar>
             <w:vAlign w:val="center"/>
-            <w:tcBorders>
-              <w:top w:sz="4" w:val="single" w:color="DDE3EE"/>
-              <w:left w:sz="4" w:val="single" w:color="DDE3EE"/>
-              <w:bottom w:sz="4" w:val="single" w:color="DDE3EE"/>
-              <w:right w:sz="4" w:val="single" w:color="DDE3EE"/>
-            </w:tcBorders>
           </w:tcPr>
           <w:p>
             <w:pPr>
@@ -826,6 +820,12 @@
         <w:tc>
           <w:tcPr>
             <w:tcW w:type="dxa" w:w="1440"/>
+            <w:tcBorders>
+              <w:top w:sz="4" w:val="single" w:color="DDE3EE"/>
+              <w:left w:sz="4" w:val="single" w:color="DDE3EE"/>
+              <w:bottom w:sz="4" w:val="single" w:color="DDE3EE"/>
+              <w:right w:sz="4" w:val="single" w:color="DDE3EE"/>
+            </w:tcBorders>
             <w:tcMar>
               <w:top w:w="90" w:type="dxa"/>
               <w:start w:w="100" w:type="dxa"/>
@@ -833,12 +833,6 @@
               <w:end w:w="100" w:type="dxa"/>
             </w:tcMar>
             <w:vAlign w:val="center"/>
-            <w:tcBorders>
-              <w:top w:sz="4" w:val="single" w:color="DDE3EE"/>
-              <w:left w:sz="4" w:val="single" w:color="DDE3EE"/>
-              <w:bottom w:sz="4" w:val="single" w:color="DDE3EE"/>
-              <w:right w:sz="4" w:val="single" w:color="DDE3EE"/>
-            </w:tcBorders>
           </w:tcPr>
           <w:p>
             <w:pPr>
@@ -860,6 +854,12 @@
         <w:tc>
           <w:tcPr>
             <w:tcW w:type="dxa" w:w="3859"/>
+            <w:tcBorders>
+              <w:top w:sz="4" w:val="single" w:color="DDE3EE"/>
+              <w:left w:sz="4" w:val="single" w:color="DDE3EE"/>
+              <w:bottom w:sz="4" w:val="single" w:color="DDE3EE"/>
+              <w:right w:sz="4" w:val="single" w:color="DDE3EE"/>
+            </w:tcBorders>
             <w:tcMar>
               <w:top w:w="90" w:type="dxa"/>
               <w:start w:w="100" w:type="dxa"/>
@@ -867,12 +867,6 @@
               <w:end w:w="100" w:type="dxa"/>
             </w:tcMar>
             <w:vAlign w:val="center"/>
-            <w:tcBorders>
-              <w:top w:sz="4" w:val="single" w:color="DDE3EE"/>
-              <w:left w:sz="4" w:val="single" w:color="DDE3EE"/>
-              <w:bottom w:sz="4" w:val="single" w:color="DDE3EE"/>
-              <w:right w:sz="4" w:val="single" w:color="DDE3EE"/>
-            </w:tcBorders>
           </w:tcPr>
           <w:p>
             <w:pPr>
@@ -895,12 +889,17 @@
       <w:tr>
         <w:trPr>
           <w:cantSplit/>
-          <w:cantSplit/>
         </w:trPr>
         <w:tc>
           <w:tcPr>
             <w:tcW w:type="dxa" w:w="1181"/>
-            <w:shd w:fill="1B2436"/>
+            <w:tcBorders>
+              <w:top w:sz="4" w:val="single" w:color="DDE3EE"/>
+              <w:left w:sz="4" w:val="single" w:color="DDE3EE"/>
+              <w:bottom w:sz="4" w:val="single" w:color="DDE3EE"/>
+              <w:right w:sz="4" w:val="single" w:color="DDE3EE"/>
+            </w:tcBorders>
+            <w:shd w:fill="1B2436" w:val="clear"/>
             <w:tcMar>
               <w:top w:w="90" w:type="dxa"/>
               <w:start w:w="100" w:type="dxa"/>
@@ -908,12 +907,6 @@
               <w:end w:w="100" w:type="dxa"/>
             </w:tcMar>
             <w:vAlign w:val="center"/>
-            <w:tcBorders>
-              <w:top w:sz="4" w:val="single" w:color="DDE3EE"/>
-              <w:left w:sz="4" w:val="single" w:color="DDE3EE"/>
-              <w:bottom w:sz="4" w:val="single" w:color="DDE3EE"/>
-              <w:right w:sz="4" w:val="single" w:color="DDE3EE"/>
-            </w:tcBorders>
           </w:tcPr>
           <w:p>
             <w:pPr>
@@ -924,6 +917,12 @@
         <w:tc>
           <w:tcPr>
             <w:tcW w:type="dxa" w:w="2736"/>
+            <w:tcBorders>
+              <w:top w:sz="4" w:val="single" w:color="DDE3EE"/>
+              <w:left w:sz="4" w:val="single" w:color="DDE3EE"/>
+              <w:bottom w:sz="4" w:val="single" w:color="DDE3EE"/>
+              <w:right w:sz="4" w:val="single" w:color="DDE3EE"/>
+            </w:tcBorders>
             <w:tcMar>
               <w:top w:w="90" w:type="dxa"/>
               <w:start w:w="100" w:type="dxa"/>
@@ -931,12 +930,6 @@
               <w:end w:w="100" w:type="dxa"/>
             </w:tcMar>
             <w:vAlign w:val="center"/>
-            <w:tcBorders>
-              <w:top w:sz="4" w:val="single" w:color="DDE3EE"/>
-              <w:left w:sz="4" w:val="single" w:color="DDE3EE"/>
-              <w:bottom w:sz="4" w:val="single" w:color="DDE3EE"/>
-              <w:right w:sz="4" w:val="single" w:color="DDE3EE"/>
-            </w:tcBorders>
           </w:tcPr>
           <w:p>
             <w:pPr>
@@ -958,6 +951,12 @@
         <w:tc>
           <w:tcPr>
             <w:tcW w:type="dxa" w:w="1440"/>
+            <w:tcBorders>
+              <w:top w:sz="4" w:val="single" w:color="DDE3EE"/>
+              <w:left w:sz="4" w:val="single" w:color="DDE3EE"/>
+              <w:bottom w:sz="4" w:val="single" w:color="DDE3EE"/>
+              <w:right w:sz="4" w:val="single" w:color="DDE3EE"/>
+            </w:tcBorders>
             <w:tcMar>
               <w:top w:w="90" w:type="dxa"/>
               <w:start w:w="100" w:type="dxa"/>
@@ -965,12 +964,6 @@
               <w:end w:w="100" w:type="dxa"/>
             </w:tcMar>
             <w:vAlign w:val="center"/>
-            <w:tcBorders>
-              <w:top w:sz="4" w:val="single" w:color="DDE3EE"/>
-              <w:left w:sz="4" w:val="single" w:color="DDE3EE"/>
-              <w:bottom w:sz="4" w:val="single" w:color="DDE3EE"/>
-              <w:right w:sz="4" w:val="single" w:color="DDE3EE"/>
-            </w:tcBorders>
           </w:tcPr>
           <w:p>
             <w:pPr>
@@ -992,6 +985,12 @@
         <w:tc>
           <w:tcPr>
             <w:tcW w:type="dxa" w:w="3859"/>
+            <w:tcBorders>
+              <w:top w:sz="4" w:val="single" w:color="DDE3EE"/>
+              <w:left w:sz="4" w:val="single" w:color="DDE3EE"/>
+              <w:bottom w:sz="4" w:val="single" w:color="DDE3EE"/>
+              <w:right w:sz="4" w:val="single" w:color="DDE3EE"/>
+            </w:tcBorders>
             <w:tcMar>
               <w:top w:w="90" w:type="dxa"/>
               <w:start w:w="100" w:type="dxa"/>
@@ -999,12 +998,6 @@
               <w:end w:w="100" w:type="dxa"/>
             </w:tcMar>
             <w:vAlign w:val="center"/>
-            <w:tcBorders>
-              <w:top w:sz="4" w:val="single" w:color="DDE3EE"/>
-              <w:left w:sz="4" w:val="single" w:color="DDE3EE"/>
-              <w:bottom w:sz="4" w:val="single" w:color="DDE3EE"/>
-              <w:right w:sz="4" w:val="single" w:color="DDE3EE"/>
-            </w:tcBorders>
           </w:tcPr>
           <w:p>
             <w:pPr>
@@ -1027,12 +1020,17 @@
       <w:tr>
         <w:trPr>
           <w:cantSplit/>
-          <w:cantSplit/>
         </w:trPr>
         <w:tc>
           <w:tcPr>
             <w:tcW w:type="dxa" w:w="1181"/>
-            <w:shd w:fill="7C5CFF"/>
+            <w:tcBorders>
+              <w:top w:sz="4" w:val="single" w:color="DDE3EE"/>
+              <w:left w:sz="4" w:val="single" w:color="DDE3EE"/>
+              <w:bottom w:sz="4" w:val="single" w:color="DDE3EE"/>
+              <w:right w:sz="4" w:val="single" w:color="DDE3EE"/>
+            </w:tcBorders>
+            <w:shd w:fill="7C5CFF" w:val="clear"/>
             <w:tcMar>
               <w:top w:w="90" w:type="dxa"/>
               <w:start w:w="100" w:type="dxa"/>
@@ -1040,12 +1038,6 @@
               <w:end w:w="100" w:type="dxa"/>
             </w:tcMar>
             <w:vAlign w:val="center"/>
-            <w:tcBorders>
-              <w:top w:sz="4" w:val="single" w:color="DDE3EE"/>
-              <w:left w:sz="4" w:val="single" w:color="DDE3EE"/>
-              <w:bottom w:sz="4" w:val="single" w:color="DDE3EE"/>
-              <w:right w:sz="4" w:val="single" w:color="DDE3EE"/>
-            </w:tcBorders>
           </w:tcPr>
           <w:p>
             <w:pPr>
@@ -1056,6 +1048,12 @@
         <w:tc>
           <w:tcPr>
             <w:tcW w:type="dxa" w:w="2736"/>
+            <w:tcBorders>
+              <w:top w:sz="4" w:val="single" w:color="DDE3EE"/>
+              <w:left w:sz="4" w:val="single" w:color="DDE3EE"/>
+              <w:bottom w:sz="4" w:val="single" w:color="DDE3EE"/>
+              <w:right w:sz="4" w:val="single" w:color="DDE3EE"/>
+            </w:tcBorders>
             <w:tcMar>
               <w:top w:w="90" w:type="dxa"/>
               <w:start w:w="100" w:type="dxa"/>
@@ -1063,12 +1061,6 @@
               <w:end w:w="100" w:type="dxa"/>
             </w:tcMar>
             <w:vAlign w:val="center"/>
-            <w:tcBorders>
-              <w:top w:sz="4" w:val="single" w:color="DDE3EE"/>
-              <w:left w:sz="4" w:val="single" w:color="DDE3EE"/>
-              <w:bottom w:sz="4" w:val="single" w:color="DDE3EE"/>
-              <w:right w:sz="4" w:val="single" w:color="DDE3EE"/>
-            </w:tcBorders>
           </w:tcPr>
           <w:p>
             <w:pPr>
@@ -1090,6 +1082,12 @@
         <w:tc>
           <w:tcPr>
             <w:tcW w:type="dxa" w:w="1440"/>
+            <w:tcBorders>
+              <w:top w:sz="4" w:val="single" w:color="DDE3EE"/>
+              <w:left w:sz="4" w:val="single" w:color="DDE3EE"/>
+              <w:bottom w:sz="4" w:val="single" w:color="DDE3EE"/>
+              <w:right w:sz="4" w:val="single" w:color="DDE3EE"/>
+            </w:tcBorders>
             <w:tcMar>
               <w:top w:w="90" w:type="dxa"/>
               <w:start w:w="100" w:type="dxa"/>
@@ -1097,12 +1095,6 @@
               <w:end w:w="100" w:type="dxa"/>
             </w:tcMar>
             <w:vAlign w:val="center"/>
-            <w:tcBorders>
-              <w:top w:sz="4" w:val="single" w:color="DDE3EE"/>
-              <w:left w:sz="4" w:val="single" w:color="DDE3EE"/>
-              <w:bottom w:sz="4" w:val="single" w:color="DDE3EE"/>
-              <w:right w:sz="4" w:val="single" w:color="DDE3EE"/>
-            </w:tcBorders>
           </w:tcPr>
           <w:p>
             <w:pPr>
@@ -1124,6 +1116,12 @@
         <w:tc>
           <w:tcPr>
             <w:tcW w:type="dxa" w:w="3859"/>
+            <w:tcBorders>
+              <w:top w:sz="4" w:val="single" w:color="DDE3EE"/>
+              <w:left w:sz="4" w:val="single" w:color="DDE3EE"/>
+              <w:bottom w:sz="4" w:val="single" w:color="DDE3EE"/>
+              <w:right w:sz="4" w:val="single" w:color="DDE3EE"/>
+            </w:tcBorders>
             <w:tcMar>
               <w:top w:w="90" w:type="dxa"/>
               <w:start w:w="100" w:type="dxa"/>
@@ -1131,12 +1129,6 @@
               <w:end w:w="100" w:type="dxa"/>
             </w:tcMar>
             <w:vAlign w:val="center"/>
-            <w:tcBorders>
-              <w:top w:sz="4" w:val="single" w:color="DDE3EE"/>
-              <w:left w:sz="4" w:val="single" w:color="DDE3EE"/>
-              <w:bottom w:sz="4" w:val="single" w:color="DDE3EE"/>
-              <w:right w:sz="4" w:val="single" w:color="DDE3EE"/>
-            </w:tcBorders>
           </w:tcPr>
           <w:p>
             <w:pPr>
@@ -1159,12 +1151,17 @@
       <w:tr>
         <w:trPr>
           <w:cantSplit/>
-          <w:cantSplit/>
         </w:trPr>
         <w:tc>
           <w:tcPr>
             <w:tcW w:type="dxa" w:w="1181"/>
-            <w:shd w:fill="4DA3FF"/>
+            <w:tcBorders>
+              <w:top w:sz="4" w:val="single" w:color="DDE3EE"/>
+              <w:left w:sz="4" w:val="single" w:color="DDE3EE"/>
+              <w:bottom w:sz="4" w:val="single" w:color="DDE3EE"/>
+              <w:right w:sz="4" w:val="single" w:color="DDE3EE"/>
+            </w:tcBorders>
+            <w:shd w:fill="4DA3FF" w:val="clear"/>
             <w:tcMar>
               <w:top w:w="90" w:type="dxa"/>
               <w:start w:w="100" w:type="dxa"/>
@@ -1172,12 +1169,6 @@
               <w:end w:w="100" w:type="dxa"/>
             </w:tcMar>
             <w:vAlign w:val="center"/>
-            <w:tcBorders>
-              <w:top w:sz="4" w:val="single" w:color="DDE3EE"/>
-              <w:left w:sz="4" w:val="single" w:color="DDE3EE"/>
-              <w:bottom w:sz="4" w:val="single" w:color="DDE3EE"/>
-              <w:right w:sz="4" w:val="single" w:color="DDE3EE"/>
-            </w:tcBorders>
           </w:tcPr>
           <w:p>
             <w:pPr>
@@ -1188,6 +1179,12 @@
         <w:tc>
           <w:tcPr>
             <w:tcW w:type="dxa" w:w="2736"/>
+            <w:tcBorders>
+              <w:top w:sz="4" w:val="single" w:color="DDE3EE"/>
+              <w:left w:sz="4" w:val="single" w:color="DDE3EE"/>
+              <w:bottom w:sz="4" w:val="single" w:color="DDE3EE"/>
+              <w:right w:sz="4" w:val="single" w:color="DDE3EE"/>
+            </w:tcBorders>
             <w:tcMar>
               <w:top w:w="90" w:type="dxa"/>
               <w:start w:w="100" w:type="dxa"/>
@@ -1195,12 +1192,6 @@
               <w:end w:w="100" w:type="dxa"/>
             </w:tcMar>
             <w:vAlign w:val="center"/>
-            <w:tcBorders>
-              <w:top w:sz="4" w:val="single" w:color="DDE3EE"/>
-              <w:left w:sz="4" w:val="single" w:color="DDE3EE"/>
-              <w:bottom w:sz="4" w:val="single" w:color="DDE3EE"/>
-              <w:right w:sz="4" w:val="single" w:color="DDE3EE"/>
-            </w:tcBorders>
           </w:tcPr>
           <w:p>
             <w:pPr>
@@ -1222,6 +1213,12 @@
         <w:tc>
           <w:tcPr>
             <w:tcW w:type="dxa" w:w="1440"/>
+            <w:tcBorders>
+              <w:top w:sz="4" w:val="single" w:color="DDE3EE"/>
+              <w:left w:sz="4" w:val="single" w:color="DDE3EE"/>
+              <w:bottom w:sz="4" w:val="single" w:color="DDE3EE"/>
+              <w:right w:sz="4" w:val="single" w:color="DDE3EE"/>
+            </w:tcBorders>
             <w:tcMar>
               <w:top w:w="90" w:type="dxa"/>
               <w:start w:w="100" w:type="dxa"/>
@@ -1229,12 +1226,6 @@
               <w:end w:w="100" w:type="dxa"/>
             </w:tcMar>
             <w:vAlign w:val="center"/>
-            <w:tcBorders>
-              <w:top w:sz="4" w:val="single" w:color="DDE3EE"/>
-              <w:left w:sz="4" w:val="single" w:color="DDE3EE"/>
-              <w:bottom w:sz="4" w:val="single" w:color="DDE3EE"/>
-              <w:right w:sz="4" w:val="single" w:color="DDE3EE"/>
-            </w:tcBorders>
           </w:tcPr>
           <w:p>
             <w:pPr>
@@ -1256,6 +1247,12 @@
         <w:tc>
           <w:tcPr>
             <w:tcW w:type="dxa" w:w="3859"/>
+            <w:tcBorders>
+              <w:top w:sz="4" w:val="single" w:color="DDE3EE"/>
+              <w:left w:sz="4" w:val="single" w:color="DDE3EE"/>
+              <w:bottom w:sz="4" w:val="single" w:color="DDE3EE"/>
+              <w:right w:sz="4" w:val="single" w:color="DDE3EE"/>
+            </w:tcBorders>
             <w:tcMar>
               <w:top w:w="90" w:type="dxa"/>
               <w:start w:w="100" w:type="dxa"/>
@@ -1263,12 +1260,6 @@
               <w:end w:w="100" w:type="dxa"/>
             </w:tcMar>
             <w:vAlign w:val="center"/>
-            <w:tcBorders>
-              <w:top w:sz="4" w:val="single" w:color="DDE3EE"/>
-              <w:left w:sz="4" w:val="single" w:color="DDE3EE"/>
-              <w:bottom w:sz="4" w:val="single" w:color="DDE3EE"/>
-              <w:right w:sz="4" w:val="single" w:color="DDE3EE"/>
-            </w:tcBorders>
           </w:tcPr>
           <w:p>
             <w:pPr>
@@ -1291,12 +1282,17 @@
       <w:tr>
         <w:trPr>
           <w:cantSplit/>
-          <w:cantSplit/>
         </w:trPr>
         <w:tc>
           <w:tcPr>
             <w:tcW w:type="dxa" w:w="1181"/>
-            <w:shd w:fill="39D98A"/>
+            <w:tcBorders>
+              <w:top w:sz="4" w:val="single" w:color="DDE3EE"/>
+              <w:left w:sz="4" w:val="single" w:color="DDE3EE"/>
+              <w:bottom w:sz="4" w:val="single" w:color="DDE3EE"/>
+              <w:right w:sz="4" w:val="single" w:color="DDE3EE"/>
+            </w:tcBorders>
+            <w:shd w:fill="39D98A" w:val="clear"/>
             <w:tcMar>
               <w:top w:w="90" w:type="dxa"/>
               <w:start w:w="100" w:type="dxa"/>
@@ -1304,12 +1300,6 @@
               <w:end w:w="100" w:type="dxa"/>
             </w:tcMar>
             <w:vAlign w:val="center"/>
-            <w:tcBorders>
-              <w:top w:sz="4" w:val="single" w:color="DDE3EE"/>
-              <w:left w:sz="4" w:val="single" w:color="DDE3EE"/>
-              <w:bottom w:sz="4" w:val="single" w:color="DDE3EE"/>
-              <w:right w:sz="4" w:val="single" w:color="DDE3EE"/>
-            </w:tcBorders>
           </w:tcPr>
           <w:p>
             <w:pPr>
@@ -1320,6 +1310,12 @@
         <w:tc>
           <w:tcPr>
             <w:tcW w:type="dxa" w:w="2736"/>
+            <w:tcBorders>
+              <w:top w:sz="4" w:val="single" w:color="DDE3EE"/>
+              <w:left w:sz="4" w:val="single" w:color="DDE3EE"/>
+              <w:bottom w:sz="4" w:val="single" w:color="DDE3EE"/>
+              <w:right w:sz="4" w:val="single" w:color="DDE3EE"/>
+            </w:tcBorders>
             <w:tcMar>
               <w:top w:w="90" w:type="dxa"/>
               <w:start w:w="100" w:type="dxa"/>
@@ -1327,12 +1323,6 @@
               <w:end w:w="100" w:type="dxa"/>
             </w:tcMar>
             <w:vAlign w:val="center"/>
-            <w:tcBorders>
-              <w:top w:sz="4" w:val="single" w:color="DDE3EE"/>
-              <w:left w:sz="4" w:val="single" w:color="DDE3EE"/>
-              <w:bottom w:sz="4" w:val="single" w:color="DDE3EE"/>
-              <w:right w:sz="4" w:val="single" w:color="DDE3EE"/>
-            </w:tcBorders>
           </w:tcPr>
           <w:p>
             <w:pPr>
@@ -1354,6 +1344,12 @@
         <w:tc>
           <w:tcPr>
             <w:tcW w:type="dxa" w:w="1440"/>
+            <w:tcBorders>
+              <w:top w:sz="4" w:val="single" w:color="DDE3EE"/>
+              <w:left w:sz="4" w:val="single" w:color="DDE3EE"/>
+              <w:bottom w:sz="4" w:val="single" w:color="DDE3EE"/>
+              <w:right w:sz="4" w:val="single" w:color="DDE3EE"/>
+            </w:tcBorders>
             <w:tcMar>
               <w:top w:w="90" w:type="dxa"/>
               <w:start w:w="100" w:type="dxa"/>
@@ -1361,12 +1357,6 @@
               <w:end w:w="100" w:type="dxa"/>
             </w:tcMar>
             <w:vAlign w:val="center"/>
-            <w:tcBorders>
-              <w:top w:sz="4" w:val="single" w:color="DDE3EE"/>
-              <w:left w:sz="4" w:val="single" w:color="DDE3EE"/>
-              <w:bottom w:sz="4" w:val="single" w:color="DDE3EE"/>
-              <w:right w:sz="4" w:val="single" w:color="DDE3EE"/>
-            </w:tcBorders>
           </w:tcPr>
           <w:p>
             <w:pPr>
@@ -1388,6 +1378,12 @@
         <w:tc>
           <w:tcPr>
             <w:tcW w:type="dxa" w:w="3859"/>
+            <w:tcBorders>
+              <w:top w:sz="4" w:val="single" w:color="DDE3EE"/>
+              <w:left w:sz="4" w:val="single" w:color="DDE3EE"/>
+              <w:bottom w:sz="4" w:val="single" w:color="DDE3EE"/>
+              <w:right w:sz="4" w:val="single" w:color="DDE3EE"/>
+            </w:tcBorders>
             <w:tcMar>
               <w:top w:w="90" w:type="dxa"/>
               <w:start w:w="100" w:type="dxa"/>
@@ -1395,12 +1391,6 @@
               <w:end w:w="100" w:type="dxa"/>
             </w:tcMar>
             <w:vAlign w:val="center"/>
-            <w:tcBorders>
-              <w:top w:sz="4" w:val="single" w:color="DDE3EE"/>
-              <w:left w:sz="4" w:val="single" w:color="DDE3EE"/>
-              <w:bottom w:sz="4" w:val="single" w:color="DDE3EE"/>
-              <w:right w:sz="4" w:val="single" w:color="DDE3EE"/>
-            </w:tcBorders>
           </w:tcPr>
           <w:p>
             <w:pPr>
@@ -1423,12 +1413,17 @@
       <w:tr>
         <w:trPr>
           <w:cantSplit/>
-          <w:cantSplit/>
         </w:trPr>
         <w:tc>
           <w:tcPr>
             <w:tcW w:type="dxa" w:w="1181"/>
-            <w:shd w:fill="FFC857"/>
+            <w:tcBorders>
+              <w:top w:sz="4" w:val="single" w:color="DDE3EE"/>
+              <w:left w:sz="4" w:val="single" w:color="DDE3EE"/>
+              <w:bottom w:sz="4" w:val="single" w:color="DDE3EE"/>
+              <w:right w:sz="4" w:val="single" w:color="DDE3EE"/>
+            </w:tcBorders>
+            <w:shd w:fill="FFC857" w:val="clear"/>
             <w:tcMar>
               <w:top w:w="90" w:type="dxa"/>
               <w:start w:w="100" w:type="dxa"/>
@@ -1436,12 +1431,6 @@
               <w:end w:w="100" w:type="dxa"/>
             </w:tcMar>
             <w:vAlign w:val="center"/>
-            <w:tcBorders>
-              <w:top w:sz="4" w:val="single" w:color="DDE3EE"/>
-              <w:left w:sz="4" w:val="single" w:color="DDE3EE"/>
-              <w:bottom w:sz="4" w:val="single" w:color="DDE3EE"/>
-              <w:right w:sz="4" w:val="single" w:color="DDE3EE"/>
-            </w:tcBorders>
           </w:tcPr>
           <w:p>
             <w:pPr>
@@ -1452,6 +1441,12 @@
         <w:tc>
           <w:tcPr>
             <w:tcW w:type="dxa" w:w="2736"/>
+            <w:tcBorders>
+              <w:top w:sz="4" w:val="single" w:color="DDE3EE"/>
+              <w:left w:sz="4" w:val="single" w:color="DDE3EE"/>
+              <w:bottom w:sz="4" w:val="single" w:color="DDE3EE"/>
+              <w:right w:sz="4" w:val="single" w:color="DDE3EE"/>
+            </w:tcBorders>
             <w:tcMar>
               <w:top w:w="90" w:type="dxa"/>
               <w:start w:w="100" w:type="dxa"/>
@@ -1459,12 +1454,6 @@
               <w:end w:w="100" w:type="dxa"/>
             </w:tcMar>
             <w:vAlign w:val="center"/>
-            <w:tcBorders>
-              <w:top w:sz="4" w:val="single" w:color="DDE3EE"/>
-              <w:left w:sz="4" w:val="single" w:color="DDE3EE"/>
-              <w:bottom w:sz="4" w:val="single" w:color="DDE3EE"/>
-              <w:right w:sz="4" w:val="single" w:color="DDE3EE"/>
-            </w:tcBorders>
           </w:tcPr>
           <w:p>
             <w:pPr>
@@ -1486,6 +1475,12 @@
         <w:tc>
           <w:tcPr>
             <w:tcW w:type="dxa" w:w="1440"/>
+            <w:tcBorders>
+              <w:top w:sz="4" w:val="single" w:color="DDE3EE"/>
+              <w:left w:sz="4" w:val="single" w:color="DDE3EE"/>
+              <w:bottom w:sz="4" w:val="single" w:color="DDE3EE"/>
+              <w:right w:sz="4" w:val="single" w:color="DDE3EE"/>
+            </w:tcBorders>
             <w:tcMar>
               <w:top w:w="90" w:type="dxa"/>
               <w:start w:w="100" w:type="dxa"/>
@@ -1493,12 +1488,6 @@
               <w:end w:w="100" w:type="dxa"/>
             </w:tcMar>
             <w:vAlign w:val="center"/>
-            <w:tcBorders>
-              <w:top w:sz="4" w:val="single" w:color="DDE3EE"/>
-              <w:left w:sz="4" w:val="single" w:color="DDE3EE"/>
-              <w:bottom w:sz="4" w:val="single" w:color="DDE3EE"/>
-              <w:right w:sz="4" w:val="single" w:color="DDE3EE"/>
-            </w:tcBorders>
           </w:tcPr>
           <w:p>
             <w:pPr>
@@ -1520,6 +1509,12 @@
         <w:tc>
           <w:tcPr>
             <w:tcW w:type="dxa" w:w="3859"/>
+            <w:tcBorders>
+              <w:top w:sz="4" w:val="single" w:color="DDE3EE"/>
+              <w:left w:sz="4" w:val="single" w:color="DDE3EE"/>
+              <w:bottom w:sz="4" w:val="single" w:color="DDE3EE"/>
+              <w:right w:sz="4" w:val="single" w:color="DDE3EE"/>
+            </w:tcBorders>
             <w:tcMar>
               <w:top w:w="90" w:type="dxa"/>
               <w:start w:w="100" w:type="dxa"/>
@@ -1527,12 +1522,6 @@
               <w:end w:w="100" w:type="dxa"/>
             </w:tcMar>
             <w:vAlign w:val="center"/>
-            <w:tcBorders>
-              <w:top w:sz="4" w:val="single" w:color="DDE3EE"/>
-              <w:left w:sz="4" w:val="single" w:color="DDE3EE"/>
-              <w:bottom w:sz="4" w:val="single" w:color="DDE3EE"/>
-              <w:right w:sz="4" w:val="single" w:color="DDE3EE"/>
-            </w:tcBorders>
           </w:tcPr>
           <w:p>
             <w:pPr>
@@ -1555,12 +1544,17 @@
       <w:tr>
         <w:trPr>
           <w:cantSplit/>
-          <w:cantSplit/>
         </w:trPr>
         <w:tc>
           <w:tcPr>
             <w:tcW w:type="dxa" w:w="1181"/>
-            <w:shd w:fill="FF6B6B"/>
+            <w:tcBorders>
+              <w:top w:sz="4" w:val="single" w:color="DDE3EE"/>
+              <w:left w:sz="4" w:val="single" w:color="DDE3EE"/>
+              <w:bottom w:sz="4" w:val="single" w:color="DDE3EE"/>
+              <w:right w:sz="4" w:val="single" w:color="DDE3EE"/>
+            </w:tcBorders>
+            <w:shd w:fill="FF6B6B" w:val="clear"/>
             <w:tcMar>
               <w:top w:w="90" w:type="dxa"/>
               <w:start w:w="100" w:type="dxa"/>
@@ -1568,12 +1562,6 @@
               <w:end w:w="100" w:type="dxa"/>
             </w:tcMar>
             <w:vAlign w:val="center"/>
-            <w:tcBorders>
-              <w:top w:sz="4" w:val="single" w:color="DDE3EE"/>
-              <w:left w:sz="4" w:val="single" w:color="DDE3EE"/>
-              <w:bottom w:sz="4" w:val="single" w:color="DDE3EE"/>
-              <w:right w:sz="4" w:val="single" w:color="DDE3EE"/>
-            </w:tcBorders>
           </w:tcPr>
           <w:p>
             <w:pPr>
@@ -1584,6 +1572,12 @@
         <w:tc>
           <w:tcPr>
             <w:tcW w:type="dxa" w:w="2736"/>
+            <w:tcBorders>
+              <w:top w:sz="4" w:val="single" w:color="DDE3EE"/>
+              <w:left w:sz="4" w:val="single" w:color="DDE3EE"/>
+              <w:bottom w:sz="4" w:val="single" w:color="DDE3EE"/>
+              <w:right w:sz="4" w:val="single" w:color="DDE3EE"/>
+            </w:tcBorders>
             <w:tcMar>
               <w:top w:w="90" w:type="dxa"/>
               <w:start w:w="100" w:type="dxa"/>
@@ -1591,12 +1585,6 @@
               <w:end w:w="100" w:type="dxa"/>
             </w:tcMar>
             <w:vAlign w:val="center"/>
-            <w:tcBorders>
-              <w:top w:sz="4" w:val="single" w:color="DDE3EE"/>
-              <w:left w:sz="4" w:val="single" w:color="DDE3EE"/>
-              <w:bottom w:sz="4" w:val="single" w:color="DDE3EE"/>
-              <w:right w:sz="4" w:val="single" w:color="DDE3EE"/>
-            </w:tcBorders>
           </w:tcPr>
           <w:p>
             <w:pPr>
@@ -1618,6 +1606,12 @@
         <w:tc>
           <w:tcPr>
             <w:tcW w:type="dxa" w:w="1440"/>
+            <w:tcBorders>
+              <w:top w:sz="4" w:val="single" w:color="DDE3EE"/>
+              <w:left w:sz="4" w:val="single" w:color="DDE3EE"/>
+              <w:bottom w:sz="4" w:val="single" w:color="DDE3EE"/>
+              <w:right w:sz="4" w:val="single" w:color="DDE3EE"/>
+            </w:tcBorders>
             <w:tcMar>
               <w:top w:w="90" w:type="dxa"/>
               <w:start w:w="100" w:type="dxa"/>
@@ -1625,12 +1619,6 @@
               <w:end w:w="100" w:type="dxa"/>
             </w:tcMar>
             <w:vAlign w:val="center"/>
-            <w:tcBorders>
-              <w:top w:sz="4" w:val="single" w:color="DDE3EE"/>
-              <w:left w:sz="4" w:val="single" w:color="DDE3EE"/>
-              <w:bottom w:sz="4" w:val="single" w:color="DDE3EE"/>
-              <w:right w:sz="4" w:val="single" w:color="DDE3EE"/>
-            </w:tcBorders>
           </w:tcPr>
           <w:p>
             <w:pPr>
@@ -1652,6 +1640,12 @@
         <w:tc>
           <w:tcPr>
             <w:tcW w:type="dxa" w:w="3859"/>
+            <w:tcBorders>
+              <w:top w:sz="4" w:val="single" w:color="DDE3EE"/>
+              <w:left w:sz="4" w:val="single" w:color="DDE3EE"/>
+              <w:bottom w:sz="4" w:val="single" w:color="DDE3EE"/>
+              <w:right w:sz="4" w:val="single" w:color="DDE3EE"/>
+            </w:tcBorders>
             <w:tcMar>
               <w:top w:w="90" w:type="dxa"/>
               <w:start w:w="100" w:type="dxa"/>
@@ -1659,12 +1653,6 @@
               <w:end w:w="100" w:type="dxa"/>
             </w:tcMar>
             <w:vAlign w:val="center"/>
-            <w:tcBorders>
-              <w:top w:sz="4" w:val="single" w:color="DDE3EE"/>
-              <w:left w:sz="4" w:val="single" w:color="DDE3EE"/>
-              <w:bottom w:sz="4" w:val="single" w:color="DDE3EE"/>
-              <w:right w:sz="4" w:val="single" w:color="DDE3EE"/>
-            </w:tcBorders>
           </w:tcPr>
           <w:p>
             <w:pPr>
@@ -1687,12 +1675,17 @@
       <w:tr>
         <w:trPr>
           <w:cantSplit/>
-          <w:cantSplit/>
         </w:trPr>
         <w:tc>
           <w:tcPr>
             <w:tcW w:type="dxa" w:w="1181"/>
-            <w:shd w:fill="F7F9FC"/>
+            <w:tcBorders>
+              <w:top w:sz="4" w:val="single" w:color="DDE3EE"/>
+              <w:left w:sz="4" w:val="single" w:color="DDE3EE"/>
+              <w:bottom w:sz="4" w:val="single" w:color="DDE3EE"/>
+              <w:right w:sz="4" w:val="single" w:color="DDE3EE"/>
+            </w:tcBorders>
+            <w:shd w:fill="F7F9FC" w:val="clear"/>
             <w:tcMar>
               <w:top w:w="90" w:type="dxa"/>
               <w:start w:w="100" w:type="dxa"/>
@@ -1700,12 +1693,6 @@
               <w:end w:w="100" w:type="dxa"/>
             </w:tcMar>
             <w:vAlign w:val="center"/>
-            <w:tcBorders>
-              <w:top w:sz="4" w:val="single" w:color="DDE3EE"/>
-              <w:left w:sz="4" w:val="single" w:color="DDE3EE"/>
-              <w:bottom w:sz="4" w:val="single" w:color="DDE3EE"/>
-              <w:right w:sz="4" w:val="single" w:color="DDE3EE"/>
-            </w:tcBorders>
           </w:tcPr>
           <w:p>
             <w:pPr>
@@ -1716,6 +1703,12 @@
         <w:tc>
           <w:tcPr>
             <w:tcW w:type="dxa" w:w="2736"/>
+            <w:tcBorders>
+              <w:top w:sz="4" w:val="single" w:color="DDE3EE"/>
+              <w:left w:sz="4" w:val="single" w:color="DDE3EE"/>
+              <w:bottom w:sz="4" w:val="single" w:color="DDE3EE"/>
+              <w:right w:sz="4" w:val="single" w:color="DDE3EE"/>
+            </w:tcBorders>
             <w:tcMar>
               <w:top w:w="90" w:type="dxa"/>
               <w:start w:w="100" w:type="dxa"/>
@@ -1723,12 +1716,6 @@
               <w:end w:w="100" w:type="dxa"/>
             </w:tcMar>
             <w:vAlign w:val="center"/>
-            <w:tcBorders>
-              <w:top w:sz="4" w:val="single" w:color="DDE3EE"/>
-              <w:left w:sz="4" w:val="single" w:color="DDE3EE"/>
-              <w:bottom w:sz="4" w:val="single" w:color="DDE3EE"/>
-              <w:right w:sz="4" w:val="single" w:color="DDE3EE"/>
-            </w:tcBorders>
           </w:tcPr>
           <w:p>
             <w:pPr>
@@ -1750,6 +1737,12 @@
         <w:tc>
           <w:tcPr>
             <w:tcW w:type="dxa" w:w="1440"/>
+            <w:tcBorders>
+              <w:top w:sz="4" w:val="single" w:color="DDE3EE"/>
+              <w:left w:sz="4" w:val="single" w:color="DDE3EE"/>
+              <w:bottom w:sz="4" w:val="single" w:color="DDE3EE"/>
+              <w:right w:sz="4" w:val="single" w:color="DDE3EE"/>
+            </w:tcBorders>
             <w:tcMar>
               <w:top w:w="90" w:type="dxa"/>
               <w:start w:w="100" w:type="dxa"/>
@@ -1757,12 +1750,6 @@
               <w:end w:w="100" w:type="dxa"/>
             </w:tcMar>
             <w:vAlign w:val="center"/>
-            <w:tcBorders>
-              <w:top w:sz="4" w:val="single" w:color="DDE3EE"/>
-              <w:left w:sz="4" w:val="single" w:color="DDE3EE"/>
-              <w:bottom w:sz="4" w:val="single" w:color="DDE3EE"/>
-              <w:right w:sz="4" w:val="single" w:color="DDE3EE"/>
-            </w:tcBorders>
           </w:tcPr>
           <w:p>
             <w:pPr>
@@ -1784,6 +1771,12 @@
         <w:tc>
           <w:tcPr>
             <w:tcW w:type="dxa" w:w="3859"/>
+            <w:tcBorders>
+              <w:top w:sz="4" w:val="single" w:color="DDE3EE"/>
+              <w:left w:sz="4" w:val="single" w:color="DDE3EE"/>
+              <w:bottom w:sz="4" w:val="single" w:color="DDE3EE"/>
+              <w:right w:sz="4" w:val="single" w:color="DDE3EE"/>
+            </w:tcBorders>
             <w:tcMar>
               <w:top w:w="90" w:type="dxa"/>
               <w:start w:w="100" w:type="dxa"/>
@@ -1791,12 +1784,6 @@
               <w:end w:w="100" w:type="dxa"/>
             </w:tcMar>
             <w:vAlign w:val="center"/>
-            <w:tcBorders>
-              <w:top w:sz="4" w:val="single" w:color="DDE3EE"/>
-              <w:left w:sz="4" w:val="single" w:color="DDE3EE"/>
-              <w:bottom w:sz="4" w:val="single" w:color="DDE3EE"/>
-              <w:right w:sz="4" w:val="single" w:color="DDE3EE"/>
-            </w:tcBorders>
           </w:tcPr>
           <w:p>
             <w:pPr>
@@ -1819,12 +1806,17 @@
       <w:tr>
         <w:trPr>
           <w:cantSplit/>
-          <w:cantSplit/>
         </w:trPr>
         <w:tc>
           <w:tcPr>
             <w:tcW w:type="dxa" w:w="1181"/>
-            <w:shd w:fill="A7B0C0"/>
+            <w:tcBorders>
+              <w:top w:sz="4" w:val="single" w:color="DDE3EE"/>
+              <w:left w:sz="4" w:val="single" w:color="DDE3EE"/>
+              <w:bottom w:sz="4" w:val="single" w:color="DDE3EE"/>
+              <w:right w:sz="4" w:val="single" w:color="DDE3EE"/>
+            </w:tcBorders>
+            <w:shd w:fill="A7B0C0" w:val="clear"/>
             <w:tcMar>
               <w:top w:w="90" w:type="dxa"/>
               <w:start w:w="100" w:type="dxa"/>
@@ -1832,12 +1824,6 @@
               <w:end w:w="100" w:type="dxa"/>
             </w:tcMar>
             <w:vAlign w:val="center"/>
-            <w:tcBorders>
-              <w:top w:sz="4" w:val="single" w:color="DDE3EE"/>
-              <w:left w:sz="4" w:val="single" w:color="DDE3EE"/>
-              <w:bottom w:sz="4" w:val="single" w:color="DDE3EE"/>
-              <w:right w:sz="4" w:val="single" w:color="DDE3EE"/>
-            </w:tcBorders>
           </w:tcPr>
           <w:p>
             <w:pPr>
@@ -1848,6 +1834,12 @@
         <w:tc>
           <w:tcPr>
             <w:tcW w:type="dxa" w:w="2736"/>
+            <w:tcBorders>
+              <w:top w:sz="4" w:val="single" w:color="DDE3EE"/>
+              <w:left w:sz="4" w:val="single" w:color="DDE3EE"/>
+              <w:bottom w:sz="4" w:val="single" w:color="DDE3EE"/>
+              <w:right w:sz="4" w:val="single" w:color="DDE3EE"/>
+            </w:tcBorders>
             <w:tcMar>
               <w:top w:w="90" w:type="dxa"/>
               <w:start w:w="100" w:type="dxa"/>
@@ -1855,12 +1847,6 @@
               <w:end w:w="100" w:type="dxa"/>
             </w:tcMar>
             <w:vAlign w:val="center"/>
-            <w:tcBorders>
-              <w:top w:sz="4" w:val="single" w:color="DDE3EE"/>
-              <w:left w:sz="4" w:val="single" w:color="DDE3EE"/>
-              <w:bottom w:sz="4" w:val="single" w:color="DDE3EE"/>
-              <w:right w:sz="4" w:val="single" w:color="DDE3EE"/>
-            </w:tcBorders>
           </w:tcPr>
           <w:p>
             <w:pPr>
@@ -1882,6 +1868,12 @@
         <w:tc>
           <w:tcPr>
             <w:tcW w:type="dxa" w:w="1440"/>
+            <w:tcBorders>
+              <w:top w:sz="4" w:val="single" w:color="DDE3EE"/>
+              <w:left w:sz="4" w:val="single" w:color="DDE3EE"/>
+              <w:bottom w:sz="4" w:val="single" w:color="DDE3EE"/>
+              <w:right w:sz="4" w:val="single" w:color="DDE3EE"/>
+            </w:tcBorders>
             <w:tcMar>
               <w:top w:w="90" w:type="dxa"/>
               <w:start w:w="100" w:type="dxa"/>
@@ -1889,12 +1881,6 @@
               <w:end w:w="100" w:type="dxa"/>
             </w:tcMar>
             <w:vAlign w:val="center"/>
-            <w:tcBorders>
-              <w:top w:sz="4" w:val="single" w:color="DDE3EE"/>
-              <w:left w:sz="4" w:val="single" w:color="DDE3EE"/>
-              <w:bottom w:sz="4" w:val="single" w:color="DDE3EE"/>
-              <w:right w:sz="4" w:val="single" w:color="DDE3EE"/>
-            </w:tcBorders>
           </w:tcPr>
           <w:p>
             <w:pPr>
@@ -1916,6 +1902,12 @@
         <w:tc>
           <w:tcPr>
             <w:tcW w:type="dxa" w:w="3859"/>
+            <w:tcBorders>
+              <w:top w:sz="4" w:val="single" w:color="DDE3EE"/>
+              <w:left w:sz="4" w:val="single" w:color="DDE3EE"/>
+              <w:bottom w:sz="4" w:val="single" w:color="DDE3EE"/>
+              <w:right w:sz="4" w:val="single" w:color="DDE3EE"/>
+            </w:tcBorders>
             <w:tcMar>
               <w:top w:w="90" w:type="dxa"/>
               <w:start w:w="100" w:type="dxa"/>
@@ -1923,12 +1915,6 @@
               <w:end w:w="100" w:type="dxa"/>
             </w:tcMar>
             <w:vAlign w:val="center"/>
-            <w:tcBorders>
-              <w:top w:sz="4" w:val="single" w:color="DDE3EE"/>
-              <w:left w:sz="4" w:val="single" w:color="DDE3EE"/>
-              <w:bottom w:sz="4" w:val="single" w:color="DDE3EE"/>
-              <w:right w:sz="4" w:val="single" w:color="DDE3EE"/>
-            </w:tcBorders>
           </w:tcPr>
           <w:p>
             <w:pPr>
@@ -2253,24 +2239,23 @@
       <w:tr>
         <w:trPr>
           <w:cantSplit/>
-          <w:cantSplit/>
         </w:trPr>
         <w:tc>
           <w:tcPr>
             <w:tcW w:type="dxa" w:w="9936"/>
-            <w:shd w:fill="111827"/>
+            <w:tcBorders>
+              <w:top w:sz="5" w:val="single" w:color="DDE3EE"/>
+              <w:left w:sz="5" w:val="single" w:color="DDE3EE"/>
+              <w:bottom w:sz="5" w:val="single" w:color="DDE3EE"/>
+              <w:right w:sz="5" w:val="single" w:color="DDE3EE"/>
+            </w:tcBorders>
+            <w:shd w:fill="111827" w:val="clear"/>
             <w:tcMar>
               <w:top w:w="145" w:type="dxa"/>
               <w:start w:w="185" w:type="dxa"/>
               <w:bottom w:w="145" w:type="dxa"/>
               <w:end w:w="185" w:type="dxa"/>
             </w:tcMar>
-            <w:tcBorders>
-              <w:top w:sz="5" w:val="single" w:color="DDE3EE"/>
-              <w:left w:sz="5" w:val="single" w:color="DDE3EE"/>
-              <w:bottom w:sz="5" w:val="single" w:color="DDE3EE"/>
-              <w:right w:sz="5" w:val="single" w:color="DDE3EE"/>
-            </w:tcBorders>
           </w:tcPr>
           <w:p>
             <w:pPr>
@@ -2307,24 +2292,23 @@
       <w:tr>
         <w:trPr>
           <w:cantSplit/>
-          <w:cantSplit/>
         </w:trPr>
         <w:tc>
           <w:tcPr>
             <w:tcW w:type="dxa" w:w="9936"/>
-            <w:shd w:fill="FFFFFF"/>
+            <w:tcBorders>
+              <w:top w:sz="5" w:val="single" w:color="DDE3EE"/>
+              <w:left w:sz="5" w:val="single" w:color="DDE3EE"/>
+              <w:bottom w:sz="5" w:val="single" w:color="DDE3EE"/>
+              <w:right w:sz="5" w:val="single" w:color="DDE3EE"/>
+            </w:tcBorders>
+            <w:shd w:fill="FFFFFF" w:val="clear"/>
             <w:tcMar>
               <w:top w:w="100" w:type="dxa"/>
               <w:start w:w="185" w:type="dxa"/>
               <w:bottom w:w="100" w:type="dxa"/>
               <w:end w:w="185" w:type="dxa"/>
             </w:tcMar>
-            <w:tcBorders>
-              <w:top w:sz="5" w:val="single" w:color="DDE3EE"/>
-              <w:left w:sz="5" w:val="single" w:color="DDE3EE"/>
-              <w:bottom w:sz="5" w:val="single" w:color="DDE3EE"/>
-              <w:right w:sz="5" w:val="single" w:color="DDE3EE"/>
-            </w:tcBorders>
           </w:tcPr>
           <w:p>
             <w:pPr>
@@ -2356,24 +2340,23 @@
       <w:tr>
         <w:trPr>
           <w:cantSplit/>
-          <w:cantSplit/>
         </w:trPr>
         <w:tc>
           <w:tcPr>
             <w:tcW w:type="dxa" w:w="9936"/>
-            <w:shd w:fill="F7F8FC"/>
+            <w:tcBorders>
+              <w:top w:sz="5" w:val="single" w:color="DDE3EE"/>
+              <w:left w:sz="5" w:val="single" w:color="DDE3EE"/>
+              <w:bottom w:sz="5" w:val="single" w:color="DDE3EE"/>
+              <w:right w:sz="5" w:val="single" w:color="DDE3EE"/>
+            </w:tcBorders>
+            <w:shd w:fill="F7F8FC" w:val="clear"/>
             <w:tcMar>
               <w:top w:w="100" w:type="dxa"/>
               <w:start w:w="185" w:type="dxa"/>
               <w:bottom w:w="100" w:type="dxa"/>
               <w:end w:w="185" w:type="dxa"/>
             </w:tcMar>
-            <w:tcBorders>
-              <w:top w:sz="5" w:val="single" w:color="DDE3EE"/>
-              <w:left w:sz="5" w:val="single" w:color="DDE3EE"/>
-              <w:bottom w:sz="5" w:val="single" w:color="DDE3EE"/>
-              <w:right w:sz="5" w:val="single" w:color="DDE3EE"/>
-            </w:tcBorders>
           </w:tcPr>
           <w:p>
             <w:pPr>
@@ -2405,24 +2388,23 @@
       <w:tr>
         <w:trPr>
           <w:cantSplit/>
-          <w:cantSplit/>
         </w:trPr>
         <w:tc>
           <w:tcPr>
             <w:tcW w:type="dxa" w:w="9936"/>
-            <w:shd w:fill="F7F8FC"/>
+            <w:tcBorders>
+              <w:top w:sz="5" w:val="single" w:color="DDE3EE"/>
+              <w:left w:sz="5" w:val="single" w:color="DDE3EE"/>
+              <w:bottom w:sz="5" w:val="single" w:color="DDE3EE"/>
+              <w:right w:sz="5" w:val="single" w:color="DDE3EE"/>
+            </w:tcBorders>
+            <w:shd w:fill="F7F8FC" w:val="clear"/>
             <w:tcMar>
               <w:top w:w="100" w:type="dxa"/>
               <w:start w:w="185" w:type="dxa"/>
               <w:bottom w:w="100" w:type="dxa"/>
               <w:end w:w="185" w:type="dxa"/>
             </w:tcMar>
-            <w:tcBorders>
-              <w:top w:sz="5" w:val="single" w:color="DDE3EE"/>
-              <w:left w:sz="5" w:val="single" w:color="DDE3EE"/>
-              <w:bottom w:sz="5" w:val="single" w:color="DDE3EE"/>
-              <w:right w:sz="5" w:val="single" w:color="DDE3EE"/>
-            </w:tcBorders>
           </w:tcPr>
           <w:p>
             <w:pPr>
@@ -2454,24 +2436,23 @@
       <w:tr>
         <w:trPr>
           <w:cantSplit/>
-          <w:cantSplit/>
         </w:trPr>
         <w:tc>
           <w:tcPr>
             <w:tcW w:type="dxa" w:w="9936"/>
-            <w:shd w:fill="FFFFFF"/>
+            <w:tcBorders>
+              <w:top w:sz="5" w:val="single" w:color="DDE3EE"/>
+              <w:left w:sz="5" w:val="single" w:color="DDE3EE"/>
+              <w:bottom w:sz="5" w:val="single" w:color="DDE3EE"/>
+              <w:right w:sz="5" w:val="single" w:color="DDE3EE"/>
+            </w:tcBorders>
+            <w:shd w:fill="FFFFFF" w:val="clear"/>
             <w:tcMar>
               <w:top w:w="100" w:type="dxa"/>
               <w:start w:w="185" w:type="dxa"/>
               <w:bottom w:w="100" w:type="dxa"/>
               <w:end w:w="185" w:type="dxa"/>
             </w:tcMar>
-            <w:tcBorders>
-              <w:top w:sz="5" w:val="single" w:color="DDE3EE"/>
-              <w:left w:sz="5" w:val="single" w:color="DDE3EE"/>
-              <w:bottom w:sz="5" w:val="single" w:color="DDE3EE"/>
-              <w:right w:sz="5" w:val="single" w:color="DDE3EE"/>
-            </w:tcBorders>
           </w:tcPr>
           <w:p>
             <w:pPr>
@@ -2503,24 +2484,23 @@
       <w:tr>
         <w:trPr>
           <w:cantSplit/>
-          <w:cantSplit/>
         </w:trPr>
         <w:tc>
           <w:tcPr>
             <w:tcW w:type="dxa" w:w="9936"/>
-            <w:shd w:fill="F7F8FC"/>
+            <w:tcBorders>
+              <w:top w:sz="5" w:val="single" w:color="DDE3EE"/>
+              <w:left w:sz="5" w:val="single" w:color="DDE3EE"/>
+              <w:bottom w:sz="5" w:val="single" w:color="DDE3EE"/>
+              <w:right w:sz="5" w:val="single" w:color="DDE3EE"/>
+            </w:tcBorders>
+            <w:shd w:fill="F7F8FC" w:val="clear"/>
             <w:tcMar>
               <w:top w:w="100" w:type="dxa"/>
               <w:start w:w="185" w:type="dxa"/>
               <w:bottom w:w="100" w:type="dxa"/>
               <w:end w:w="185" w:type="dxa"/>
             </w:tcMar>
-            <w:tcBorders>
-              <w:top w:sz="5" w:val="single" w:color="DDE3EE"/>
-              <w:left w:sz="5" w:val="single" w:color="DDE3EE"/>
-              <w:bottom w:sz="5" w:val="single" w:color="DDE3EE"/>
-              <w:right w:sz="5" w:val="single" w:color="DDE3EE"/>
-            </w:tcBorders>
           </w:tcPr>
           <w:p>
             <w:pPr>
@@ -2552,24 +2532,23 @@
       <w:tr>
         <w:trPr>
           <w:cantSplit/>
-          <w:cantSplit/>
         </w:trPr>
         <w:tc>
           <w:tcPr>
             <w:tcW w:type="dxa" w:w="9936"/>
-            <w:shd w:fill="FFFFFF"/>
+            <w:tcBorders>
+              <w:top w:sz="5" w:val="single" w:color="DDE3EE"/>
+              <w:left w:sz="5" w:val="single" w:color="DDE3EE"/>
+              <w:bottom w:sz="5" w:val="single" w:color="DDE3EE"/>
+              <w:right w:sz="5" w:val="single" w:color="DDE3EE"/>
+            </w:tcBorders>
+            <w:shd w:fill="FFFFFF" w:val="clear"/>
             <w:tcMar>
               <w:top w:w="100" w:type="dxa"/>
               <w:start w:w="185" w:type="dxa"/>
               <w:bottom w:w="100" w:type="dxa"/>
               <w:end w:w="185" w:type="dxa"/>
             </w:tcMar>
-            <w:tcBorders>
-              <w:top w:sz="5" w:val="single" w:color="DDE3EE"/>
-              <w:left w:sz="5" w:val="single" w:color="DDE3EE"/>
-              <w:bottom w:sz="5" w:val="single" w:color="DDE3EE"/>
-              <w:right w:sz="5" w:val="single" w:color="DDE3EE"/>
-            </w:tcBorders>
           </w:tcPr>
           <w:p>
             <w:pPr>
@@ -2601,24 +2580,23 @@
       <w:tr>
         <w:trPr>
           <w:cantSplit/>
-          <w:cantSplit/>
         </w:trPr>
         <w:tc>
           <w:tcPr>
             <w:tcW w:type="dxa" w:w="9936"/>
-            <w:shd w:fill="F7F8FC"/>
+            <w:tcBorders>
+              <w:top w:sz="5" w:val="single" w:color="DDE3EE"/>
+              <w:left w:sz="5" w:val="single" w:color="DDE3EE"/>
+              <w:bottom w:sz="5" w:val="single" w:color="DDE3EE"/>
+              <w:right w:sz="5" w:val="single" w:color="DDE3EE"/>
+            </w:tcBorders>
+            <w:shd w:fill="F7F8FC" w:val="clear"/>
             <w:tcMar>
               <w:top w:w="100" w:type="dxa"/>
               <w:start w:w="185" w:type="dxa"/>
               <w:bottom w:w="100" w:type="dxa"/>
               <w:end w:w="185" w:type="dxa"/>
             </w:tcMar>
-            <w:tcBorders>
-              <w:top w:sz="5" w:val="single" w:color="DDE3EE"/>
-              <w:left w:sz="5" w:val="single" w:color="DDE3EE"/>
-              <w:bottom w:sz="5" w:val="single" w:color="DDE3EE"/>
-              <w:right w:sz="5" w:val="single" w:color="DDE3EE"/>
-            </w:tcBorders>
           </w:tcPr>
           <w:p>
             <w:pPr>
@@ -2735,24 +2713,23 @@
       <w:tr>
         <w:trPr>
           <w:cantSplit/>
-          <w:cantSplit/>
         </w:trPr>
         <w:tc>
           <w:tcPr>
             <w:tcW w:type="dxa" w:w="9936"/>
-            <w:shd w:fill="111827"/>
+            <w:tcBorders>
+              <w:top w:sz="5" w:val="single" w:color="DDE3EE"/>
+              <w:left w:sz="5" w:val="single" w:color="DDE3EE"/>
+              <w:bottom w:sz="5" w:val="single" w:color="DDE3EE"/>
+              <w:right w:sz="5" w:val="single" w:color="DDE3EE"/>
+            </w:tcBorders>
+            <w:shd w:fill="111827" w:val="clear"/>
             <w:tcMar>
               <w:top w:w="145" w:type="dxa"/>
               <w:start w:w="185" w:type="dxa"/>
               <w:bottom w:w="145" w:type="dxa"/>
               <w:end w:w="185" w:type="dxa"/>
             </w:tcMar>
-            <w:tcBorders>
-              <w:top w:sz="5" w:val="single" w:color="DDE3EE"/>
-              <w:left w:sz="5" w:val="single" w:color="DDE3EE"/>
-              <w:bottom w:sz="5" w:val="single" w:color="DDE3EE"/>
-              <w:right w:sz="5" w:val="single" w:color="DDE3EE"/>
-            </w:tcBorders>
           </w:tcPr>
           <w:p>
             <w:pPr>
@@ -2789,24 +2766,23 @@
       <w:tr>
         <w:trPr>
           <w:cantSplit/>
-          <w:cantSplit/>
         </w:trPr>
         <w:tc>
           <w:tcPr>
             <w:tcW w:type="dxa" w:w="9936"/>
-            <w:shd w:fill="FFFFFF"/>
+            <w:tcBorders>
+              <w:top w:sz="5" w:val="single" w:color="DDE3EE"/>
+              <w:left w:sz="5" w:val="single" w:color="DDE3EE"/>
+              <w:bottom w:sz="5" w:val="single" w:color="DDE3EE"/>
+              <w:right w:sz="5" w:val="single" w:color="DDE3EE"/>
+            </w:tcBorders>
+            <w:shd w:fill="FFFFFF" w:val="clear"/>
             <w:tcMar>
               <w:top w:w="100" w:type="dxa"/>
               <w:start w:w="185" w:type="dxa"/>
               <w:bottom w:w="100" w:type="dxa"/>
               <w:end w:w="185" w:type="dxa"/>
             </w:tcMar>
-            <w:tcBorders>
-              <w:top w:sz="5" w:val="single" w:color="DDE3EE"/>
-              <w:left w:sz="5" w:val="single" w:color="DDE3EE"/>
-              <w:bottom w:sz="5" w:val="single" w:color="DDE3EE"/>
-              <w:right w:sz="5" w:val="single" w:color="DDE3EE"/>
-            </w:tcBorders>
           </w:tcPr>
           <w:p>
             <w:pPr>
@@ -2838,24 +2814,23 @@
       <w:tr>
         <w:trPr>
           <w:cantSplit/>
-          <w:cantSplit/>
         </w:trPr>
         <w:tc>
           <w:tcPr>
             <w:tcW w:type="dxa" w:w="9936"/>
-            <w:shd w:fill="F7F8FC"/>
+            <w:tcBorders>
+              <w:top w:sz="5" w:val="single" w:color="DDE3EE"/>
+              <w:left w:sz="5" w:val="single" w:color="DDE3EE"/>
+              <w:bottom w:sz="5" w:val="single" w:color="DDE3EE"/>
+              <w:right w:sz="5" w:val="single" w:color="DDE3EE"/>
+            </w:tcBorders>
+            <w:shd w:fill="F7F8FC" w:val="clear"/>
             <w:tcMar>
               <w:top w:w="100" w:type="dxa"/>
               <w:start w:w="185" w:type="dxa"/>
               <w:bottom w:w="100" w:type="dxa"/>
               <w:end w:w="185" w:type="dxa"/>
             </w:tcMar>
-            <w:tcBorders>
-              <w:top w:sz="5" w:val="single" w:color="DDE3EE"/>
-              <w:left w:sz="5" w:val="single" w:color="DDE3EE"/>
-              <w:bottom w:sz="5" w:val="single" w:color="DDE3EE"/>
-              <w:right w:sz="5" w:val="single" w:color="DDE3EE"/>
-            </w:tcBorders>
           </w:tcPr>
           <w:p>
             <w:pPr>
@@ -2887,24 +2862,23 @@
       <w:tr>
         <w:trPr>
           <w:cantSplit/>
-          <w:cantSplit/>
         </w:trPr>
         <w:tc>
           <w:tcPr>
             <w:tcW w:type="dxa" w:w="9936"/>
-            <w:shd w:fill="FFFFFF"/>
+            <w:tcBorders>
+              <w:top w:sz="5" w:val="single" w:color="DDE3EE"/>
+              <w:left w:sz="5" w:val="single" w:color="DDE3EE"/>
+              <w:bottom w:sz="5" w:val="single" w:color="DDE3EE"/>
+              <w:right w:sz="5" w:val="single" w:color="DDE3EE"/>
+            </w:tcBorders>
+            <w:shd w:fill="FFFFFF" w:val="clear"/>
             <w:tcMar>
               <w:top w:w="100" w:type="dxa"/>
               <w:start w:w="185" w:type="dxa"/>
               <w:bottom w:w="100" w:type="dxa"/>
               <w:end w:w="185" w:type="dxa"/>
             </w:tcMar>
-            <w:tcBorders>
-              <w:top w:sz="5" w:val="single" w:color="DDE3EE"/>
-              <w:left w:sz="5" w:val="single" w:color="DDE3EE"/>
-              <w:bottom w:sz="5" w:val="single" w:color="DDE3EE"/>
-              <w:right w:sz="5" w:val="single" w:color="DDE3EE"/>
-            </w:tcBorders>
           </w:tcPr>
           <w:p>
             <w:pPr>
@@ -2936,24 +2910,23 @@
       <w:tr>
         <w:trPr>
           <w:cantSplit/>
-          <w:cantSplit/>
         </w:trPr>
         <w:tc>
           <w:tcPr>
             <w:tcW w:type="dxa" w:w="9936"/>
-            <w:shd w:fill="F7F8FC"/>
+            <w:tcBorders>
+              <w:top w:sz="5" w:val="single" w:color="DDE3EE"/>
+              <w:left w:sz="5" w:val="single" w:color="DDE3EE"/>
+              <w:bottom w:sz="5" w:val="single" w:color="DDE3EE"/>
+              <w:right w:sz="5" w:val="single" w:color="DDE3EE"/>
+            </w:tcBorders>
+            <w:shd w:fill="F7F8FC" w:val="clear"/>
             <w:tcMar>
               <w:top w:w="100" w:type="dxa"/>
               <w:start w:w="185" w:type="dxa"/>
               <w:bottom w:w="100" w:type="dxa"/>
               <w:end w:w="185" w:type="dxa"/>
             </w:tcMar>
-            <w:tcBorders>
-              <w:top w:sz="5" w:val="single" w:color="DDE3EE"/>
-              <w:left w:sz="5" w:val="single" w:color="DDE3EE"/>
-              <w:bottom w:sz="5" w:val="single" w:color="DDE3EE"/>
-              <w:right w:sz="5" w:val="single" w:color="DDE3EE"/>
-            </w:tcBorders>
           </w:tcPr>
           <w:p>
             <w:pPr>
@@ -2985,24 +2958,23 @@
       <w:tr>
         <w:trPr>
           <w:cantSplit/>
-          <w:cantSplit/>
         </w:trPr>
         <w:tc>
           <w:tcPr>
             <w:tcW w:type="dxa" w:w="9936"/>
-            <w:shd w:fill="FFFFFF"/>
+            <w:tcBorders>
+              <w:top w:sz="5" w:val="single" w:color="DDE3EE"/>
+              <w:left w:sz="5" w:val="single" w:color="DDE3EE"/>
+              <w:bottom w:sz="5" w:val="single" w:color="DDE3EE"/>
+              <w:right w:sz="5" w:val="single" w:color="DDE3EE"/>
+            </w:tcBorders>
+            <w:shd w:fill="FFFFFF" w:val="clear"/>
             <w:tcMar>
               <w:top w:w="100" w:type="dxa"/>
               <w:start w:w="185" w:type="dxa"/>
               <w:bottom w:w="100" w:type="dxa"/>
               <w:end w:w="185" w:type="dxa"/>
             </w:tcMar>
-            <w:tcBorders>
-              <w:top w:sz="5" w:val="single" w:color="DDE3EE"/>
-              <w:left w:sz="5" w:val="single" w:color="DDE3EE"/>
-              <w:bottom w:sz="5" w:val="single" w:color="DDE3EE"/>
-              <w:right w:sz="5" w:val="single" w:color="DDE3EE"/>
-            </w:tcBorders>
           </w:tcPr>
           <w:p>
             <w:pPr>
@@ -3034,24 +3006,23 @@
       <w:tr>
         <w:trPr>
           <w:cantSplit/>
-          <w:cantSplit/>
         </w:trPr>
         <w:tc>
           <w:tcPr>
             <w:tcW w:type="dxa" w:w="9936"/>
-            <w:shd w:fill="FFFFFF"/>
+            <w:tcBorders>
+              <w:top w:sz="5" w:val="single" w:color="DDE3EE"/>
+              <w:left w:sz="5" w:val="single" w:color="DDE3EE"/>
+              <w:bottom w:sz="5" w:val="single" w:color="DDE3EE"/>
+              <w:right w:sz="5" w:val="single" w:color="DDE3EE"/>
+            </w:tcBorders>
+            <w:shd w:fill="FFFFFF" w:val="clear"/>
             <w:tcMar>
               <w:top w:w="100" w:type="dxa"/>
               <w:start w:w="185" w:type="dxa"/>
               <w:bottom w:w="100" w:type="dxa"/>
               <w:end w:w="185" w:type="dxa"/>
             </w:tcMar>
-            <w:tcBorders>
-              <w:top w:sz="5" w:val="single" w:color="DDE3EE"/>
-              <w:left w:sz="5" w:val="single" w:color="DDE3EE"/>
-              <w:bottom w:sz="5" w:val="single" w:color="DDE3EE"/>
-              <w:right w:sz="5" w:val="single" w:color="DDE3EE"/>
-            </w:tcBorders>
           </w:tcPr>
           <w:p>
             <w:pPr>
@@ -3083,24 +3054,23 @@
       <w:tr>
         <w:trPr>
           <w:cantSplit/>
-          <w:cantSplit/>
         </w:trPr>
         <w:tc>
           <w:tcPr>
             <w:tcW w:type="dxa" w:w="9936"/>
-            <w:shd w:fill="F7F8FC"/>
+            <w:tcBorders>
+              <w:top w:sz="5" w:val="single" w:color="DDE3EE"/>
+              <w:left w:sz="5" w:val="single" w:color="DDE3EE"/>
+              <w:bottom w:sz="5" w:val="single" w:color="DDE3EE"/>
+              <w:right w:sz="5" w:val="single" w:color="DDE3EE"/>
+            </w:tcBorders>
+            <w:shd w:fill="F7F8FC" w:val="clear"/>
             <w:tcMar>
               <w:top w:w="100" w:type="dxa"/>
               <w:start w:w="185" w:type="dxa"/>
               <w:bottom w:w="100" w:type="dxa"/>
               <w:end w:w="185" w:type="dxa"/>
             </w:tcMar>
-            <w:tcBorders>
-              <w:top w:sz="5" w:val="single" w:color="DDE3EE"/>
-              <w:left w:sz="5" w:val="single" w:color="DDE3EE"/>
-              <w:bottom w:sz="5" w:val="single" w:color="DDE3EE"/>
-              <w:right w:sz="5" w:val="single" w:color="DDE3EE"/>
-            </w:tcBorders>
           </w:tcPr>
           <w:p>
             <w:pPr>
@@ -3144,24 +3114,23 @@
       <w:tr>
         <w:trPr>
           <w:cantSplit/>
-          <w:cantSplit/>
         </w:trPr>
         <w:tc>
           <w:tcPr>
             <w:tcW w:type="dxa" w:w="4968"/>
-            <w:shd w:fill="39D98A"/>
+            <w:tcBorders>
+              <w:top w:val="nil"/>
+              <w:left w:val="nil"/>
+              <w:bottom w:val="nil"/>
+              <w:right w:val="nil"/>
+            </w:tcBorders>
+            <w:shd w:fill="39D98A" w:val="clear"/>
             <w:tcMar>
               <w:top w:w="0" w:type="dxa"/>
               <w:start w:w="0" w:type="dxa"/>
               <w:bottom w:w="0" w:type="dxa"/>
               <w:end w:w="0" w:type="dxa"/>
             </w:tcMar>
-            <w:tcBorders>
-              <w:top w:val="nil"/>
-              <w:left w:val="nil"/>
-              <w:bottom w:val="nil"/>
-              <w:right w:val="nil"/>
-            </w:tcBorders>
           </w:tcPr>
           <w:p>
             <w:pPr>
@@ -3172,19 +3141,19 @@
         <w:tc>
           <w:tcPr>
             <w:tcW w:type="dxa" w:w="4968"/>
-            <w:shd w:fill="EEF8F3"/>
+            <w:tcBorders>
+              <w:top w:val="nil"/>
+              <w:left w:val="nil"/>
+              <w:bottom w:val="nil"/>
+              <w:right w:val="nil"/>
+            </w:tcBorders>
+            <w:shd w:fill="EEF8F3" w:val="clear"/>
             <w:tcMar>
               <w:top w:w="140" w:type="dxa"/>
               <w:start w:w="180" w:type="dxa"/>
               <w:bottom w:w="140" w:type="dxa"/>
               <w:end w:w="180" w:type="dxa"/>
             </w:tcMar>
-            <w:tcBorders>
-              <w:top w:val="nil"/>
-              <w:left w:val="nil"/>
-              <w:bottom w:val="nil"/>
-              <w:right w:val="nil"/>
-            </w:tcBorders>
           </w:tcPr>
           <w:p>
             <w:pPr>
@@ -3274,24 +3243,23 @@
       <w:tr>
         <w:trPr>
           <w:cantSplit/>
-          <w:cantSplit/>
         </w:trPr>
         <w:tc>
           <w:tcPr>
             <w:tcW w:type="dxa" w:w="4968"/>
-            <w:shd w:fill="F1EEFF"/>
+            <w:tcBorders>
+              <w:top w:val="nil"/>
+              <w:left w:val="nil"/>
+              <w:bottom w:val="nil"/>
+              <w:right w:val="nil"/>
+            </w:tcBorders>
+            <w:shd w:fill="F1EEFF" w:val="clear"/>
             <w:tcMar>
               <w:top w:w="150" w:type="dxa"/>
               <w:start w:w="165" w:type="dxa"/>
               <w:bottom w:w="150" w:type="dxa"/>
               <w:end w:w="165" w:type="dxa"/>
             </w:tcMar>
-            <w:tcBorders>
-              <w:top w:val="nil"/>
-              <w:left w:val="nil"/>
-              <w:bottom w:val="nil"/>
-              <w:right w:val="nil"/>
-            </w:tcBorders>
           </w:tcPr>
           <w:p>
             <w:pPr>
@@ -3327,19 +3295,19 @@
         <w:tc>
           <w:tcPr>
             <w:tcW w:type="dxa" w:w="4968"/>
-            <w:shd w:fill="FFF7E3"/>
+            <w:tcBorders>
+              <w:top w:val="nil"/>
+              <w:left w:val="nil"/>
+              <w:bottom w:val="nil"/>
+              <w:right w:val="nil"/>
+            </w:tcBorders>
+            <w:shd w:fill="FFF7E3" w:val="clear"/>
             <w:tcMar>
               <w:top w:w="150" w:type="dxa"/>
               <w:start w:w="165" w:type="dxa"/>
               <w:bottom w:w="150" w:type="dxa"/>
               <w:end w:w="165" w:type="dxa"/>
             </w:tcMar>
-            <w:tcBorders>
-              <w:top w:val="nil"/>
-              <w:left w:val="nil"/>
-              <w:bottom w:val="nil"/>
-              <w:right w:val="nil"/>
-            </w:tcBorders>
           </w:tcPr>
           <w:p>
             <w:pPr>
@@ -3387,24 +3355,23 @@
       <w:tr>
         <w:trPr>
           <w:cantSplit/>
-          <w:cantSplit/>
         </w:trPr>
         <w:tc>
           <w:tcPr>
             <w:tcW w:type="dxa" w:w="9936"/>
-            <w:shd w:fill="111827"/>
+            <w:tcBorders>
+              <w:top w:sz="5" w:val="single" w:color="DDE3EE"/>
+              <w:left w:sz="5" w:val="single" w:color="DDE3EE"/>
+              <w:bottom w:sz="5" w:val="single" w:color="DDE3EE"/>
+              <w:right w:sz="5" w:val="single" w:color="DDE3EE"/>
+            </w:tcBorders>
+            <w:shd w:fill="111827" w:val="clear"/>
             <w:tcMar>
               <w:top w:w="145" w:type="dxa"/>
               <w:start w:w="185" w:type="dxa"/>
               <w:bottom w:w="145" w:type="dxa"/>
               <w:end w:w="185" w:type="dxa"/>
             </w:tcMar>
-            <w:tcBorders>
-              <w:top w:sz="5" w:val="single" w:color="DDE3EE"/>
-              <w:left w:sz="5" w:val="single" w:color="DDE3EE"/>
-              <w:bottom w:sz="5" w:val="single" w:color="DDE3EE"/>
-              <w:right w:sz="5" w:val="single" w:color="DDE3EE"/>
-            </w:tcBorders>
           </w:tcPr>
           <w:p>
             <w:pPr>
@@ -3441,24 +3408,23 @@
       <w:tr>
         <w:trPr>
           <w:cantSplit/>
-          <w:cantSplit/>
         </w:trPr>
         <w:tc>
           <w:tcPr>
             <w:tcW w:type="dxa" w:w="9936"/>
-            <w:shd w:fill="FFFFFF"/>
+            <w:tcBorders>
+              <w:top w:sz="5" w:val="single" w:color="DDE3EE"/>
+              <w:left w:sz="5" w:val="single" w:color="DDE3EE"/>
+              <w:bottom w:sz="5" w:val="single" w:color="DDE3EE"/>
+              <w:right w:sz="5" w:val="single" w:color="DDE3EE"/>
+            </w:tcBorders>
+            <w:shd w:fill="FFFFFF" w:val="clear"/>
             <w:tcMar>
               <w:top w:w="100" w:type="dxa"/>
               <w:start w:w="185" w:type="dxa"/>
               <w:bottom w:w="100" w:type="dxa"/>
               <w:end w:w="185" w:type="dxa"/>
             </w:tcMar>
-            <w:tcBorders>
-              <w:top w:sz="5" w:val="single" w:color="DDE3EE"/>
-              <w:left w:sz="5" w:val="single" w:color="DDE3EE"/>
-              <w:bottom w:sz="5" w:val="single" w:color="DDE3EE"/>
-              <w:right w:sz="5" w:val="single" w:color="DDE3EE"/>
-            </w:tcBorders>
           </w:tcPr>
           <w:p>
             <w:pPr>
@@ -3490,24 +3456,23 @@
       <w:tr>
         <w:trPr>
           <w:cantSplit/>
-          <w:cantSplit/>
         </w:trPr>
         <w:tc>
           <w:tcPr>
             <w:tcW w:type="dxa" w:w="9936"/>
-            <w:shd w:fill="F7F8FC"/>
+            <w:tcBorders>
+              <w:top w:sz="5" w:val="single" w:color="DDE3EE"/>
+              <w:left w:sz="5" w:val="single" w:color="DDE3EE"/>
+              <w:bottom w:sz="5" w:val="single" w:color="DDE3EE"/>
+              <w:right w:sz="5" w:val="single" w:color="DDE3EE"/>
+            </w:tcBorders>
+            <w:shd w:fill="F7F8FC" w:val="clear"/>
             <w:tcMar>
               <w:top w:w="100" w:type="dxa"/>
               <w:start w:w="185" w:type="dxa"/>
               <w:bottom w:w="100" w:type="dxa"/>
               <w:end w:w="185" w:type="dxa"/>
             </w:tcMar>
-            <w:tcBorders>
-              <w:top w:sz="5" w:val="single" w:color="DDE3EE"/>
-              <w:left w:sz="5" w:val="single" w:color="DDE3EE"/>
-              <w:bottom w:sz="5" w:val="single" w:color="DDE3EE"/>
-              <w:right w:sz="5" w:val="single" w:color="DDE3EE"/>
-            </w:tcBorders>
           </w:tcPr>
           <w:p>
             <w:pPr>
@@ -3529,24 +3494,23 @@
       <w:tr>
         <w:trPr>
           <w:cantSplit/>
-          <w:cantSplit/>
         </w:trPr>
         <w:tc>
           <w:tcPr>
             <w:tcW w:type="dxa" w:w="9936"/>
-            <w:shd w:fill="FFFFFF"/>
+            <w:tcBorders>
+              <w:top w:sz="5" w:val="single" w:color="DDE3EE"/>
+              <w:left w:sz="5" w:val="single" w:color="DDE3EE"/>
+              <w:bottom w:sz="5" w:val="single" w:color="DDE3EE"/>
+              <w:right w:sz="5" w:val="single" w:color="DDE3EE"/>
+            </w:tcBorders>
+            <w:shd w:fill="FFFFFF" w:val="clear"/>
             <w:tcMar>
               <w:top w:w="100" w:type="dxa"/>
               <w:start w:w="185" w:type="dxa"/>
               <w:bottom w:w="100" w:type="dxa"/>
               <w:end w:w="185" w:type="dxa"/>
             </w:tcMar>
-            <w:tcBorders>
-              <w:top w:sz="5" w:val="single" w:color="DDE3EE"/>
-              <w:left w:sz="5" w:val="single" w:color="DDE3EE"/>
-              <w:bottom w:sz="5" w:val="single" w:color="DDE3EE"/>
-              <w:right w:sz="5" w:val="single" w:color="DDE3EE"/>
-            </w:tcBorders>
           </w:tcPr>
           <w:p>
             <w:pPr>
@@ -3568,24 +3532,23 @@
       <w:tr>
         <w:trPr>
           <w:cantSplit/>
-          <w:cantSplit/>
         </w:trPr>
         <w:tc>
           <w:tcPr>
             <w:tcW w:type="dxa" w:w="9936"/>
-            <w:shd w:fill="FFFFFF"/>
+            <w:tcBorders>
+              <w:top w:sz="5" w:val="single" w:color="DDE3EE"/>
+              <w:left w:sz="5" w:val="single" w:color="DDE3EE"/>
+              <w:bottom w:sz="5" w:val="single" w:color="DDE3EE"/>
+              <w:right w:sz="5" w:val="single" w:color="DDE3EE"/>
+            </w:tcBorders>
+            <w:shd w:fill="FFFFFF" w:val="clear"/>
             <w:tcMar>
               <w:top w:w="100" w:type="dxa"/>
               <w:start w:w="185" w:type="dxa"/>
               <w:bottom w:w="100" w:type="dxa"/>
               <w:end w:w="185" w:type="dxa"/>
             </w:tcMar>
-            <w:tcBorders>
-              <w:top w:sz="5" w:val="single" w:color="DDE3EE"/>
-              <w:left w:sz="5" w:val="single" w:color="DDE3EE"/>
-              <w:bottom w:sz="5" w:val="single" w:color="DDE3EE"/>
-              <w:right w:sz="5" w:val="single" w:color="DDE3EE"/>
-            </w:tcBorders>
           </w:tcPr>
           <w:p>
             <w:pPr>
@@ -3607,24 +3570,23 @@
       <w:tr>
         <w:trPr>
           <w:cantSplit/>
-          <w:cantSplit/>
         </w:trPr>
         <w:tc>
           <w:tcPr>
             <w:tcW w:type="dxa" w:w="9936"/>
-            <w:shd w:fill="F7F8FC"/>
+            <w:tcBorders>
+              <w:top w:sz="5" w:val="single" w:color="DDE3EE"/>
+              <w:left w:sz="5" w:val="single" w:color="DDE3EE"/>
+              <w:bottom w:sz="5" w:val="single" w:color="DDE3EE"/>
+              <w:right w:sz="5" w:val="single" w:color="DDE3EE"/>
+            </w:tcBorders>
+            <w:shd w:fill="F7F8FC" w:val="clear"/>
             <w:tcMar>
               <w:top w:w="100" w:type="dxa"/>
               <w:start w:w="185" w:type="dxa"/>
               <w:bottom w:w="100" w:type="dxa"/>
               <w:end w:w="185" w:type="dxa"/>
             </w:tcMar>
-            <w:tcBorders>
-              <w:top w:sz="5" w:val="single" w:color="DDE3EE"/>
-              <w:left w:sz="5" w:val="single" w:color="DDE3EE"/>
-              <w:bottom w:sz="5" w:val="single" w:color="DDE3EE"/>
-              <w:right w:sz="5" w:val="single" w:color="DDE3EE"/>
-            </w:tcBorders>
           </w:tcPr>
           <w:p>
             <w:pPr>
@@ -3646,24 +3608,23 @@
       <w:tr>
         <w:trPr>
           <w:cantSplit/>
-          <w:cantSplit/>
         </w:trPr>
         <w:tc>
           <w:tcPr>
             <w:tcW w:type="dxa" w:w="9936"/>
-            <w:shd w:fill="FFFFFF"/>
+            <w:tcBorders>
+              <w:top w:sz="5" w:val="single" w:color="DDE3EE"/>
+              <w:left w:sz="5" w:val="single" w:color="DDE3EE"/>
+              <w:bottom w:sz="5" w:val="single" w:color="DDE3EE"/>
+              <w:right w:sz="5" w:val="single" w:color="DDE3EE"/>
+            </w:tcBorders>
+            <w:shd w:fill="FFFFFF" w:val="clear"/>
             <w:tcMar>
               <w:top w:w="100" w:type="dxa"/>
               <w:start w:w="185" w:type="dxa"/>
               <w:bottom w:w="100" w:type="dxa"/>
               <w:end w:w="185" w:type="dxa"/>
             </w:tcMar>
-            <w:tcBorders>
-              <w:top w:sz="5" w:val="single" w:color="DDE3EE"/>
-              <w:left w:sz="5" w:val="single" w:color="DDE3EE"/>
-              <w:bottom w:sz="5" w:val="single" w:color="DDE3EE"/>
-              <w:right w:sz="5" w:val="single" w:color="DDE3EE"/>
-            </w:tcBorders>
           </w:tcPr>
           <w:p>
             <w:pPr>
@@ -3695,24 +3656,23 @@
       <w:tr>
         <w:trPr>
           <w:cantSplit/>
-          <w:cantSplit/>
         </w:trPr>
         <w:tc>
           <w:tcPr>
             <w:tcW w:type="dxa" w:w="9936"/>
-            <w:shd w:fill="F7F8FC"/>
+            <w:tcBorders>
+              <w:top w:sz="5" w:val="single" w:color="DDE3EE"/>
+              <w:left w:sz="5" w:val="single" w:color="DDE3EE"/>
+              <w:bottom w:sz="5" w:val="single" w:color="DDE3EE"/>
+              <w:right w:sz="5" w:val="single" w:color="DDE3EE"/>
+            </w:tcBorders>
+            <w:shd w:fill="F7F8FC" w:val="clear"/>
             <w:tcMar>
               <w:top w:w="100" w:type="dxa"/>
               <w:start w:w="185" w:type="dxa"/>
               <w:bottom w:w="100" w:type="dxa"/>
               <w:end w:w="185" w:type="dxa"/>
             </w:tcMar>
-            <w:tcBorders>
-              <w:top w:sz="5" w:val="single" w:color="DDE3EE"/>
-              <w:left w:sz="5" w:val="single" w:color="DDE3EE"/>
-              <w:bottom w:sz="5" w:val="single" w:color="DDE3EE"/>
-              <w:right w:sz="5" w:val="single" w:color="DDE3EE"/>
-            </w:tcBorders>
           </w:tcPr>
           <w:p>
             <w:pPr>
@@ -3744,24 +3704,23 @@
       <w:tr>
         <w:trPr>
           <w:cantSplit/>
-          <w:cantSplit/>
         </w:trPr>
         <w:tc>
           <w:tcPr>
             <w:tcW w:type="dxa" w:w="9936"/>
-            <w:shd w:fill="F7F8FC"/>
+            <w:tcBorders>
+              <w:top w:sz="5" w:val="single" w:color="DDE3EE"/>
+              <w:left w:sz="5" w:val="single" w:color="DDE3EE"/>
+              <w:bottom w:sz="5" w:val="single" w:color="DDE3EE"/>
+              <w:right w:sz="5" w:val="single" w:color="DDE3EE"/>
+            </w:tcBorders>
+            <w:shd w:fill="F7F8FC" w:val="clear"/>
             <w:tcMar>
               <w:top w:w="100" w:type="dxa"/>
               <w:start w:w="185" w:type="dxa"/>
               <w:bottom w:w="100" w:type="dxa"/>
               <w:end w:w="185" w:type="dxa"/>
             </w:tcMar>
-            <w:tcBorders>
-              <w:top w:sz="5" w:val="single" w:color="DDE3EE"/>
-              <w:left w:sz="5" w:val="single" w:color="DDE3EE"/>
-              <w:bottom w:sz="5" w:val="single" w:color="DDE3EE"/>
-              <w:right w:sz="5" w:val="single" w:color="DDE3EE"/>
-            </w:tcBorders>
           </w:tcPr>
           <w:p>
             <w:pPr>
@@ -3848,24 +3807,23 @@
       <w:tr>
         <w:trPr>
           <w:cantSplit/>
-          <w:cantSplit/>
         </w:trPr>
         <w:tc>
           <w:tcPr>
             <w:tcW w:type="dxa" w:w="9936"/>
-            <w:shd w:fill="111827"/>
+            <w:tcBorders>
+              <w:top w:sz="5" w:val="single" w:color="DDE3EE"/>
+              <w:left w:sz="5" w:val="single" w:color="DDE3EE"/>
+              <w:bottom w:sz="5" w:val="single" w:color="DDE3EE"/>
+              <w:right w:sz="5" w:val="single" w:color="DDE3EE"/>
+            </w:tcBorders>
+            <w:shd w:fill="111827" w:val="clear"/>
             <w:tcMar>
               <w:top w:w="145" w:type="dxa"/>
               <w:start w:w="185" w:type="dxa"/>
               <w:bottom w:w="145" w:type="dxa"/>
               <w:end w:w="185" w:type="dxa"/>
             </w:tcMar>
-            <w:tcBorders>
-              <w:top w:sz="5" w:val="single" w:color="DDE3EE"/>
-              <w:left w:sz="5" w:val="single" w:color="DDE3EE"/>
-              <w:bottom w:sz="5" w:val="single" w:color="DDE3EE"/>
-              <w:right w:sz="5" w:val="single" w:color="DDE3EE"/>
-            </w:tcBorders>
           </w:tcPr>
           <w:p>
             <w:pPr>
@@ -3902,24 +3860,23 @@
       <w:tr>
         <w:trPr>
           <w:cantSplit/>
-          <w:cantSplit/>
         </w:trPr>
         <w:tc>
           <w:tcPr>
             <w:tcW w:type="dxa" w:w="9936"/>
-            <w:shd w:fill="FFFFFF"/>
+            <w:tcBorders>
+              <w:top w:sz="5" w:val="single" w:color="DDE3EE"/>
+              <w:left w:sz="5" w:val="single" w:color="DDE3EE"/>
+              <w:bottom w:sz="5" w:val="single" w:color="DDE3EE"/>
+              <w:right w:sz="5" w:val="single" w:color="DDE3EE"/>
+            </w:tcBorders>
+            <w:shd w:fill="FFFFFF" w:val="clear"/>
             <w:tcMar>
               <w:top w:w="100" w:type="dxa"/>
               <w:start w:w="185" w:type="dxa"/>
               <w:bottom w:w="100" w:type="dxa"/>
               <w:end w:w="185" w:type="dxa"/>
             </w:tcMar>
-            <w:tcBorders>
-              <w:top w:sz="5" w:val="single" w:color="DDE3EE"/>
-              <w:left w:sz="5" w:val="single" w:color="DDE3EE"/>
-              <w:bottom w:sz="5" w:val="single" w:color="DDE3EE"/>
-              <w:right w:sz="5" w:val="single" w:color="DDE3EE"/>
-            </w:tcBorders>
           </w:tcPr>
           <w:p>
             <w:pPr>
@@ -3941,24 +3898,23 @@
       <w:tr>
         <w:trPr>
           <w:cantSplit/>
-          <w:cantSplit/>
         </w:trPr>
         <w:tc>
           <w:tcPr>
             <w:tcW w:type="dxa" w:w="9936"/>
-            <w:shd w:fill="F7F8FC"/>
+            <w:tcBorders>
+              <w:top w:sz="5" w:val="single" w:color="DDE3EE"/>
+              <w:left w:sz="5" w:val="single" w:color="DDE3EE"/>
+              <w:bottom w:sz="5" w:val="single" w:color="DDE3EE"/>
+              <w:right w:sz="5" w:val="single" w:color="DDE3EE"/>
+            </w:tcBorders>
+            <w:shd w:fill="F7F8FC" w:val="clear"/>
             <w:tcMar>
               <w:top w:w="100" w:type="dxa"/>
               <w:start w:w="185" w:type="dxa"/>
               <w:bottom w:w="100" w:type="dxa"/>
               <w:end w:w="185" w:type="dxa"/>
             </w:tcMar>
-            <w:tcBorders>
-              <w:top w:sz="5" w:val="single" w:color="DDE3EE"/>
-              <w:left w:sz="5" w:val="single" w:color="DDE3EE"/>
-              <w:bottom w:sz="5" w:val="single" w:color="DDE3EE"/>
-              <w:right w:sz="5" w:val="single" w:color="DDE3EE"/>
-            </w:tcBorders>
           </w:tcPr>
           <w:p>
             <w:pPr>
@@ -3990,24 +3946,23 @@
       <w:tr>
         <w:trPr>
           <w:cantSplit/>
-          <w:cantSplit/>
         </w:trPr>
         <w:tc>
           <w:tcPr>
             <w:tcW w:type="dxa" w:w="9936"/>
-            <w:shd w:fill="FFFFFF"/>
+            <w:tcBorders>
+              <w:top w:sz="5" w:val="single" w:color="DDE3EE"/>
+              <w:left w:sz="5" w:val="single" w:color="DDE3EE"/>
+              <w:bottom w:sz="5" w:val="single" w:color="DDE3EE"/>
+              <w:right w:sz="5" w:val="single" w:color="DDE3EE"/>
+            </w:tcBorders>
+            <w:shd w:fill="FFFFFF" w:val="clear"/>
             <w:tcMar>
               <w:top w:w="100" w:type="dxa"/>
               <w:start w:w="185" w:type="dxa"/>
               <w:bottom w:w="100" w:type="dxa"/>
               <w:end w:w="185" w:type="dxa"/>
             </w:tcMar>
-            <w:tcBorders>
-              <w:top w:sz="5" w:val="single" w:color="DDE3EE"/>
-              <w:left w:sz="5" w:val="single" w:color="DDE3EE"/>
-              <w:bottom w:sz="5" w:val="single" w:color="DDE3EE"/>
-              <w:right w:sz="5" w:val="single" w:color="DDE3EE"/>
-            </w:tcBorders>
           </w:tcPr>
           <w:p>
             <w:pPr>
@@ -4039,24 +3994,23 @@
       <w:tr>
         <w:trPr>
           <w:cantSplit/>
-          <w:cantSplit/>
         </w:trPr>
         <w:tc>
           <w:tcPr>
             <w:tcW w:type="dxa" w:w="9936"/>
-            <w:shd w:fill="F7F8FC"/>
+            <w:tcBorders>
+              <w:top w:sz="5" w:val="single" w:color="DDE3EE"/>
+              <w:left w:sz="5" w:val="single" w:color="DDE3EE"/>
+              <w:bottom w:sz="5" w:val="single" w:color="DDE3EE"/>
+              <w:right w:sz="5" w:val="single" w:color="DDE3EE"/>
+            </w:tcBorders>
+            <w:shd w:fill="F7F8FC" w:val="clear"/>
             <w:tcMar>
               <w:top w:w="100" w:type="dxa"/>
               <w:start w:w="185" w:type="dxa"/>
               <w:bottom w:w="100" w:type="dxa"/>
               <w:end w:w="185" w:type="dxa"/>
             </w:tcMar>
-            <w:tcBorders>
-              <w:top w:sz="5" w:val="single" w:color="DDE3EE"/>
-              <w:left w:sz="5" w:val="single" w:color="DDE3EE"/>
-              <w:bottom w:sz="5" w:val="single" w:color="DDE3EE"/>
-              <w:right w:sz="5" w:val="single" w:color="DDE3EE"/>
-            </w:tcBorders>
           </w:tcPr>
           <w:p>
             <w:pPr>
@@ -4158,24 +4112,23 @@
       <w:tr>
         <w:trPr>
           <w:cantSplit/>
-          <w:cantSplit/>
         </w:trPr>
         <w:tc>
           <w:tcPr>
             <w:tcW w:type="dxa" w:w="4968"/>
-            <w:shd w:fill="F1EEFF"/>
+            <w:tcBorders>
+              <w:top w:val="nil"/>
+              <w:left w:val="nil"/>
+              <w:bottom w:val="nil"/>
+              <w:right w:val="nil"/>
+            </w:tcBorders>
+            <w:shd w:fill="F1EEFF" w:val="clear"/>
             <w:tcMar>
               <w:top w:w="150" w:type="dxa"/>
               <w:start w:w="165" w:type="dxa"/>
               <w:bottom w:w="150" w:type="dxa"/>
               <w:end w:w="165" w:type="dxa"/>
             </w:tcMar>
-            <w:tcBorders>
-              <w:top w:val="nil"/>
-              <w:left w:val="nil"/>
-              <w:bottom w:val="nil"/>
-              <w:right w:val="nil"/>
-            </w:tcBorders>
           </w:tcPr>
           <w:p>
             <w:pPr>
@@ -4211,19 +4164,19 @@
         <w:tc>
           <w:tcPr>
             <w:tcW w:type="dxa" w:w="4968"/>
-            <w:shd w:fill="FFF7E3"/>
+            <w:tcBorders>
+              <w:top w:val="nil"/>
+              <w:left w:val="nil"/>
+              <w:bottom w:val="nil"/>
+              <w:right w:val="nil"/>
+            </w:tcBorders>
+            <w:shd w:fill="FFF7E3" w:val="clear"/>
             <w:tcMar>
               <w:top w:w="150" w:type="dxa"/>
               <w:start w:w="165" w:type="dxa"/>
               <w:bottom w:w="150" w:type="dxa"/>
               <w:end w:w="165" w:type="dxa"/>
             </w:tcMar>
-            <w:tcBorders>
-              <w:top w:val="nil"/>
-              <w:left w:val="nil"/>
-              <w:bottom w:val="nil"/>
-              <w:right w:val="nil"/>
-            </w:tcBorders>
           </w:tcPr>
           <w:p>
             <w:pPr>
@@ -4312,24 +4265,23 @@
       <w:tr>
         <w:trPr>
           <w:cantSplit/>
-          <w:cantSplit/>
         </w:trPr>
         <w:tc>
           <w:tcPr>
             <w:tcW w:type="dxa" w:w="9936"/>
-            <w:shd w:fill="111827"/>
+            <w:tcBorders>
+              <w:top w:sz="5" w:val="single" w:color="DDE3EE"/>
+              <w:left w:sz="5" w:val="single" w:color="DDE3EE"/>
+              <w:bottom w:sz="5" w:val="single" w:color="DDE3EE"/>
+              <w:right w:sz="5" w:val="single" w:color="DDE3EE"/>
+            </w:tcBorders>
+            <w:shd w:fill="111827" w:val="clear"/>
             <w:tcMar>
               <w:top w:w="145" w:type="dxa"/>
               <w:start w:w="185" w:type="dxa"/>
               <w:bottom w:w="145" w:type="dxa"/>
               <w:end w:w="185" w:type="dxa"/>
             </w:tcMar>
-            <w:tcBorders>
-              <w:top w:sz="5" w:val="single" w:color="DDE3EE"/>
-              <w:left w:sz="5" w:val="single" w:color="DDE3EE"/>
-              <w:bottom w:sz="5" w:val="single" w:color="DDE3EE"/>
-              <w:right w:sz="5" w:val="single" w:color="DDE3EE"/>
-            </w:tcBorders>
           </w:tcPr>
           <w:p>
             <w:pPr>
@@ -4366,24 +4318,23 @@
       <w:tr>
         <w:trPr>
           <w:cantSplit/>
-          <w:cantSplit/>
         </w:trPr>
         <w:tc>
           <w:tcPr>
             <w:tcW w:type="dxa" w:w="9936"/>
-            <w:shd w:fill="FFFFFF"/>
+            <w:tcBorders>
+              <w:top w:sz="5" w:val="single" w:color="DDE3EE"/>
+              <w:left w:sz="5" w:val="single" w:color="DDE3EE"/>
+              <w:bottom w:sz="5" w:val="single" w:color="DDE3EE"/>
+              <w:right w:sz="5" w:val="single" w:color="DDE3EE"/>
+            </w:tcBorders>
+            <w:shd w:fill="FFFFFF" w:val="clear"/>
             <w:tcMar>
               <w:top w:w="100" w:type="dxa"/>
               <w:start w:w="185" w:type="dxa"/>
               <w:bottom w:w="100" w:type="dxa"/>
               <w:end w:w="185" w:type="dxa"/>
             </w:tcMar>
-            <w:tcBorders>
-              <w:top w:sz="5" w:val="single" w:color="DDE3EE"/>
-              <w:left w:sz="5" w:val="single" w:color="DDE3EE"/>
-              <w:bottom w:sz="5" w:val="single" w:color="DDE3EE"/>
-              <w:right w:sz="5" w:val="single" w:color="DDE3EE"/>
-            </w:tcBorders>
           </w:tcPr>
           <w:p>
             <w:pPr>
@@ -4415,24 +4366,23 @@
       <w:tr>
         <w:trPr>
           <w:cantSplit/>
-          <w:cantSplit/>
         </w:trPr>
         <w:tc>
           <w:tcPr>
             <w:tcW w:type="dxa" w:w="9936"/>
-            <w:shd w:fill="FFFFFF"/>
+            <w:tcBorders>
+              <w:top w:sz="5" w:val="single" w:color="DDE3EE"/>
+              <w:left w:sz="5" w:val="single" w:color="DDE3EE"/>
+              <w:bottom w:sz="5" w:val="single" w:color="DDE3EE"/>
+              <w:right w:sz="5" w:val="single" w:color="DDE3EE"/>
+            </w:tcBorders>
+            <w:shd w:fill="FFFFFF" w:val="clear"/>
             <w:tcMar>
               <w:top w:w="100" w:type="dxa"/>
               <w:start w:w="185" w:type="dxa"/>
               <w:bottom w:w="100" w:type="dxa"/>
               <w:end w:w="185" w:type="dxa"/>
             </w:tcMar>
-            <w:tcBorders>
-              <w:top w:sz="5" w:val="single" w:color="DDE3EE"/>
-              <w:left w:sz="5" w:val="single" w:color="DDE3EE"/>
-              <w:bottom w:sz="5" w:val="single" w:color="DDE3EE"/>
-              <w:right w:sz="5" w:val="single" w:color="DDE3EE"/>
-            </w:tcBorders>
           </w:tcPr>
           <w:p>
             <w:pPr>
@@ -4464,24 +4414,23 @@
       <w:tr>
         <w:trPr>
           <w:cantSplit/>
-          <w:cantSplit/>
         </w:trPr>
         <w:tc>
           <w:tcPr>
             <w:tcW w:type="dxa" w:w="9936"/>
-            <w:shd w:fill="F7F8FC"/>
+            <w:tcBorders>
+              <w:top w:sz="5" w:val="single" w:color="DDE3EE"/>
+              <w:left w:sz="5" w:val="single" w:color="DDE3EE"/>
+              <w:bottom w:sz="5" w:val="single" w:color="DDE3EE"/>
+              <w:right w:sz="5" w:val="single" w:color="DDE3EE"/>
+            </w:tcBorders>
+            <w:shd w:fill="F7F8FC" w:val="clear"/>
             <w:tcMar>
               <w:top w:w="100" w:type="dxa"/>
               <w:start w:w="185" w:type="dxa"/>
               <w:bottom w:w="100" w:type="dxa"/>
               <w:end w:w="185" w:type="dxa"/>
             </w:tcMar>
-            <w:tcBorders>
-              <w:top w:sz="5" w:val="single" w:color="DDE3EE"/>
-              <w:left w:sz="5" w:val="single" w:color="DDE3EE"/>
-              <w:bottom w:sz="5" w:val="single" w:color="DDE3EE"/>
-              <w:right w:sz="5" w:val="single" w:color="DDE3EE"/>
-            </w:tcBorders>
           </w:tcPr>
           <w:p>
             <w:pPr>
@@ -4513,24 +4462,23 @@
       <w:tr>
         <w:trPr>
           <w:cantSplit/>
-          <w:cantSplit/>
         </w:trPr>
         <w:tc>
           <w:tcPr>
             <w:tcW w:type="dxa" w:w="9936"/>
-            <w:shd w:fill="FFFFFF"/>
+            <w:tcBorders>
+              <w:top w:sz="5" w:val="single" w:color="DDE3EE"/>
+              <w:left w:sz="5" w:val="single" w:color="DDE3EE"/>
+              <w:bottom w:sz="5" w:val="single" w:color="DDE3EE"/>
+              <w:right w:sz="5" w:val="single" w:color="DDE3EE"/>
+            </w:tcBorders>
+            <w:shd w:fill="FFFFFF" w:val="clear"/>
             <w:tcMar>
               <w:top w:w="100" w:type="dxa"/>
               <w:start w:w="185" w:type="dxa"/>
               <w:bottom w:w="100" w:type="dxa"/>
               <w:end w:w="185" w:type="dxa"/>
             </w:tcMar>
-            <w:tcBorders>
-              <w:top w:sz="5" w:val="single" w:color="DDE3EE"/>
-              <w:left w:sz="5" w:val="single" w:color="DDE3EE"/>
-              <w:bottom w:sz="5" w:val="single" w:color="DDE3EE"/>
-              <w:right w:sz="5" w:val="single" w:color="DDE3EE"/>
-            </w:tcBorders>
           </w:tcPr>
           <w:p>
             <w:pPr>
@@ -4562,24 +4510,23 @@
       <w:tr>
         <w:trPr>
           <w:cantSplit/>
-          <w:cantSplit/>
         </w:trPr>
         <w:tc>
           <w:tcPr>
             <w:tcW w:type="dxa" w:w="9936"/>
-            <w:shd w:fill="F7F8FC"/>
+            <w:tcBorders>
+              <w:top w:sz="5" w:val="single" w:color="DDE3EE"/>
+              <w:left w:sz="5" w:val="single" w:color="DDE3EE"/>
+              <w:bottom w:sz="5" w:val="single" w:color="DDE3EE"/>
+              <w:right w:sz="5" w:val="single" w:color="DDE3EE"/>
+            </w:tcBorders>
+            <w:shd w:fill="F7F8FC" w:val="clear"/>
             <w:tcMar>
               <w:top w:w="100" w:type="dxa"/>
               <w:start w:w="185" w:type="dxa"/>
               <w:bottom w:w="100" w:type="dxa"/>
               <w:end w:w="185" w:type="dxa"/>
             </w:tcMar>
-            <w:tcBorders>
-              <w:top w:sz="5" w:val="single" w:color="DDE3EE"/>
-              <w:left w:sz="5" w:val="single" w:color="DDE3EE"/>
-              <w:bottom w:sz="5" w:val="single" w:color="DDE3EE"/>
-              <w:right w:sz="5" w:val="single" w:color="DDE3EE"/>
-            </w:tcBorders>
           </w:tcPr>
           <w:p>
             <w:pPr>
@@ -4611,24 +4558,23 @@
       <w:tr>
         <w:trPr>
           <w:cantSplit/>
-          <w:cantSplit/>
         </w:trPr>
         <w:tc>
           <w:tcPr>
             <w:tcW w:type="dxa" w:w="9936"/>
-            <w:shd w:fill="FFFFFF"/>
+            <w:tcBorders>
+              <w:top w:sz="5" w:val="single" w:color="DDE3EE"/>
+              <w:left w:sz="5" w:val="single" w:color="DDE3EE"/>
+              <w:bottom w:sz="5" w:val="single" w:color="DDE3EE"/>
+              <w:right w:sz="5" w:val="single" w:color="DDE3EE"/>
+            </w:tcBorders>
+            <w:shd w:fill="FFFFFF" w:val="clear"/>
             <w:tcMar>
               <w:top w:w="100" w:type="dxa"/>
               <w:start w:w="185" w:type="dxa"/>
               <w:bottom w:w="100" w:type="dxa"/>
               <w:end w:w="185" w:type="dxa"/>
             </w:tcMar>
-            <w:tcBorders>
-              <w:top w:sz="5" w:val="single" w:color="DDE3EE"/>
-              <w:left w:sz="5" w:val="single" w:color="DDE3EE"/>
-              <w:bottom w:sz="5" w:val="single" w:color="DDE3EE"/>
-              <w:right w:sz="5" w:val="single" w:color="DDE3EE"/>
-            </w:tcBorders>
           </w:tcPr>
           <w:p>
             <w:pPr>
@@ -4660,24 +4606,23 @@
       <w:tr>
         <w:trPr>
           <w:cantSplit/>
-          <w:cantSplit/>
         </w:trPr>
         <w:tc>
           <w:tcPr>
             <w:tcW w:type="dxa" w:w="9936"/>
-            <w:shd w:fill="F7F8FC"/>
+            <w:tcBorders>
+              <w:top w:sz="5" w:val="single" w:color="DDE3EE"/>
+              <w:left w:sz="5" w:val="single" w:color="DDE3EE"/>
+              <w:bottom w:sz="5" w:val="single" w:color="DDE3EE"/>
+              <w:right w:sz="5" w:val="single" w:color="DDE3EE"/>
+            </w:tcBorders>
+            <w:shd w:fill="F7F8FC" w:val="clear"/>
             <w:tcMar>
               <w:top w:w="100" w:type="dxa"/>
               <w:start w:w="185" w:type="dxa"/>
               <w:bottom w:w="100" w:type="dxa"/>
               <w:end w:w="185" w:type="dxa"/>
             </w:tcMar>
-            <w:tcBorders>
-              <w:top w:sz="5" w:val="single" w:color="DDE3EE"/>
-              <w:left w:sz="5" w:val="single" w:color="DDE3EE"/>
-              <w:bottom w:sz="5" w:val="single" w:color="DDE3EE"/>
-              <w:right w:sz="5" w:val="single" w:color="DDE3EE"/>
-            </w:tcBorders>
           </w:tcPr>
           <w:p>
             <w:pPr>
@@ -4709,24 +4654,23 @@
       <w:tr>
         <w:trPr>
           <w:cantSplit/>
-          <w:cantSplit/>
         </w:trPr>
         <w:tc>
           <w:tcPr>
             <w:tcW w:type="dxa" w:w="9936"/>
-            <w:shd w:fill="FFFFFF"/>
+            <w:tcBorders>
+              <w:top w:sz="5" w:val="single" w:color="DDE3EE"/>
+              <w:left w:sz="5" w:val="single" w:color="DDE3EE"/>
+              <w:bottom w:sz="5" w:val="single" w:color="DDE3EE"/>
+              <w:right w:sz="5" w:val="single" w:color="DDE3EE"/>
+            </w:tcBorders>
+            <w:shd w:fill="FFFFFF" w:val="clear"/>
             <w:tcMar>
               <w:top w:w="100" w:type="dxa"/>
               <w:start w:w="185" w:type="dxa"/>
               <w:bottom w:w="100" w:type="dxa"/>
               <w:end w:w="185" w:type="dxa"/>
             </w:tcMar>
-            <w:tcBorders>
-              <w:top w:sz="5" w:val="single" w:color="DDE3EE"/>
-              <w:left w:sz="5" w:val="single" w:color="DDE3EE"/>
-              <w:bottom w:sz="5" w:val="single" w:color="DDE3EE"/>
-              <w:right w:sz="5" w:val="single" w:color="DDE3EE"/>
-            </w:tcBorders>
           </w:tcPr>
           <w:p>
             <w:pPr>
@@ -4758,24 +4702,23 @@
       <w:tr>
         <w:trPr>
           <w:cantSplit/>
-          <w:cantSplit/>
         </w:trPr>
         <w:tc>
           <w:tcPr>
             <w:tcW w:type="dxa" w:w="9936"/>
-            <w:shd w:fill="F7F8FC"/>
+            <w:tcBorders>
+              <w:top w:sz="5" w:val="single" w:color="DDE3EE"/>
+              <w:left w:sz="5" w:val="single" w:color="DDE3EE"/>
+              <w:bottom w:sz="5" w:val="single" w:color="DDE3EE"/>
+              <w:right w:sz="5" w:val="single" w:color="DDE3EE"/>
+            </w:tcBorders>
+            <w:shd w:fill="F7F8FC" w:val="clear"/>
             <w:tcMar>
               <w:top w:w="100" w:type="dxa"/>
               <w:start w:w="185" w:type="dxa"/>
               <w:bottom w:w="100" w:type="dxa"/>
               <w:end w:w="185" w:type="dxa"/>
             </w:tcMar>
-            <w:tcBorders>
-              <w:top w:sz="5" w:val="single" w:color="DDE3EE"/>
-              <w:left w:sz="5" w:val="single" w:color="DDE3EE"/>
-              <w:bottom w:sz="5" w:val="single" w:color="DDE3EE"/>
-              <w:right w:sz="5" w:val="single" w:color="DDE3EE"/>
-            </w:tcBorders>
           </w:tcPr>
           <w:p>
             <w:pPr>
@@ -4880,24 +4823,23 @@
       <w:tr>
         <w:trPr>
           <w:cantSplit/>
-          <w:cantSplit/>
         </w:trPr>
         <w:tc>
           <w:tcPr>
             <w:tcW w:type="dxa" w:w="9936"/>
-            <w:shd w:fill="111827"/>
+            <w:tcBorders>
+              <w:top w:sz="5" w:val="single" w:color="DDE3EE"/>
+              <w:left w:sz="5" w:val="single" w:color="DDE3EE"/>
+              <w:bottom w:sz="5" w:val="single" w:color="DDE3EE"/>
+              <w:right w:sz="5" w:val="single" w:color="DDE3EE"/>
+            </w:tcBorders>
+            <w:shd w:fill="111827" w:val="clear"/>
             <w:tcMar>
               <w:top w:w="145" w:type="dxa"/>
               <w:start w:w="185" w:type="dxa"/>
               <w:bottom w:w="145" w:type="dxa"/>
               <w:end w:w="185" w:type="dxa"/>
             </w:tcMar>
-            <w:tcBorders>
-              <w:top w:sz="5" w:val="single" w:color="DDE3EE"/>
-              <w:left w:sz="5" w:val="single" w:color="DDE3EE"/>
-              <w:bottom w:sz="5" w:val="single" w:color="DDE3EE"/>
-              <w:right w:sz="5" w:val="single" w:color="DDE3EE"/>
-            </w:tcBorders>
           </w:tcPr>
           <w:p>
             <w:pPr>
@@ -4934,24 +4876,23 @@
       <w:tr>
         <w:trPr>
           <w:cantSplit/>
-          <w:cantSplit/>
         </w:trPr>
         <w:tc>
           <w:tcPr>
             <w:tcW w:type="dxa" w:w="9936"/>
-            <w:shd w:fill="FFFFFF"/>
+            <w:tcBorders>
+              <w:top w:sz="5" w:val="single" w:color="DDE3EE"/>
+              <w:left w:sz="5" w:val="single" w:color="DDE3EE"/>
+              <w:bottom w:sz="5" w:val="single" w:color="DDE3EE"/>
+              <w:right w:sz="5" w:val="single" w:color="DDE3EE"/>
+            </w:tcBorders>
+            <w:shd w:fill="FFFFFF" w:val="clear"/>
             <w:tcMar>
               <w:top w:w="100" w:type="dxa"/>
               <w:start w:w="185" w:type="dxa"/>
               <w:bottom w:w="100" w:type="dxa"/>
               <w:end w:w="185" w:type="dxa"/>
             </w:tcMar>
-            <w:tcBorders>
-              <w:top w:sz="5" w:val="single" w:color="DDE3EE"/>
-              <w:left w:sz="5" w:val="single" w:color="DDE3EE"/>
-              <w:bottom w:sz="5" w:val="single" w:color="DDE3EE"/>
-              <w:right w:sz="5" w:val="single" w:color="DDE3EE"/>
-            </w:tcBorders>
           </w:tcPr>
           <w:p>
             <w:pPr>
@@ -4973,24 +4914,23 @@
       <w:tr>
         <w:trPr>
           <w:cantSplit/>
-          <w:cantSplit/>
         </w:trPr>
         <w:tc>
           <w:tcPr>
             <w:tcW w:type="dxa" w:w="9936"/>
-            <w:shd w:fill="FFFFFF"/>
+            <w:tcBorders>
+              <w:top w:sz="5" w:val="single" w:color="DDE3EE"/>
+              <w:left w:sz="5" w:val="single" w:color="DDE3EE"/>
+              <w:bottom w:sz="5" w:val="single" w:color="DDE3EE"/>
+              <w:right w:sz="5" w:val="single" w:color="DDE3EE"/>
+            </w:tcBorders>
+            <w:shd w:fill="FFFFFF" w:val="clear"/>
             <w:tcMar>
               <w:top w:w="100" w:type="dxa"/>
               <w:start w:w="185" w:type="dxa"/>
               <w:bottom w:w="100" w:type="dxa"/>
               <w:end w:w="185" w:type="dxa"/>
             </w:tcMar>
-            <w:tcBorders>
-              <w:top w:sz="5" w:val="single" w:color="DDE3EE"/>
-              <w:left w:sz="5" w:val="single" w:color="DDE3EE"/>
-              <w:bottom w:sz="5" w:val="single" w:color="DDE3EE"/>
-              <w:right w:sz="5" w:val="single" w:color="DDE3EE"/>
-            </w:tcBorders>
           </w:tcPr>
           <w:p>
             <w:pPr>
@@ -5022,24 +4962,23 @@
       <w:tr>
         <w:trPr>
           <w:cantSplit/>
-          <w:cantSplit/>
         </w:trPr>
         <w:tc>
           <w:tcPr>
             <w:tcW w:type="dxa" w:w="9936"/>
-            <w:shd w:fill="FFFFFF"/>
+            <w:tcBorders>
+              <w:top w:sz="5" w:val="single" w:color="DDE3EE"/>
+              <w:left w:sz="5" w:val="single" w:color="DDE3EE"/>
+              <w:bottom w:sz="5" w:val="single" w:color="DDE3EE"/>
+              <w:right w:sz="5" w:val="single" w:color="DDE3EE"/>
+            </w:tcBorders>
+            <w:shd w:fill="FFFFFF" w:val="clear"/>
             <w:tcMar>
               <w:top w:w="100" w:type="dxa"/>
               <w:start w:w="185" w:type="dxa"/>
               <w:bottom w:w="100" w:type="dxa"/>
               <w:end w:w="185" w:type="dxa"/>
             </w:tcMar>
-            <w:tcBorders>
-              <w:top w:sz="5" w:val="single" w:color="DDE3EE"/>
-              <w:left w:sz="5" w:val="single" w:color="DDE3EE"/>
-              <w:bottom w:sz="5" w:val="single" w:color="DDE3EE"/>
-              <w:right w:sz="5" w:val="single" w:color="DDE3EE"/>
-            </w:tcBorders>
           </w:tcPr>
           <w:p>
             <w:pPr>
@@ -5071,24 +5010,23 @@
       <w:tr>
         <w:trPr>
           <w:cantSplit/>
-          <w:cantSplit/>
         </w:trPr>
         <w:tc>
           <w:tcPr>
             <w:tcW w:type="dxa" w:w="9936"/>
-            <w:shd w:fill="FFFFFF"/>
+            <w:tcBorders>
+              <w:top w:sz="5" w:val="single" w:color="DDE3EE"/>
+              <w:left w:sz="5" w:val="single" w:color="DDE3EE"/>
+              <w:bottom w:sz="5" w:val="single" w:color="DDE3EE"/>
+              <w:right w:sz="5" w:val="single" w:color="DDE3EE"/>
+            </w:tcBorders>
+            <w:shd w:fill="FFFFFF" w:val="clear"/>
             <w:tcMar>
               <w:top w:w="100" w:type="dxa"/>
               <w:start w:w="185" w:type="dxa"/>
               <w:bottom w:w="100" w:type="dxa"/>
               <w:end w:w="185" w:type="dxa"/>
             </w:tcMar>
-            <w:tcBorders>
-              <w:top w:sz="5" w:val="single" w:color="DDE3EE"/>
-              <w:left w:sz="5" w:val="single" w:color="DDE3EE"/>
-              <w:bottom w:sz="5" w:val="single" w:color="DDE3EE"/>
-              <w:right w:sz="5" w:val="single" w:color="DDE3EE"/>
-            </w:tcBorders>
           </w:tcPr>
           <w:p>
             <w:pPr>
@@ -5120,24 +5058,23 @@
       <w:tr>
         <w:trPr>
           <w:cantSplit/>
-          <w:cantSplit/>
         </w:trPr>
         <w:tc>
           <w:tcPr>
             <w:tcW w:type="dxa" w:w="9936"/>
-            <w:shd w:fill="FFFFFF"/>
+            <w:tcBorders>
+              <w:top w:sz="5" w:val="single" w:color="DDE3EE"/>
+              <w:left w:sz="5" w:val="single" w:color="DDE3EE"/>
+              <w:bottom w:sz="5" w:val="single" w:color="DDE3EE"/>
+              <w:right w:sz="5" w:val="single" w:color="DDE3EE"/>
+            </w:tcBorders>
+            <w:shd w:fill="FFFFFF" w:val="clear"/>
             <w:tcMar>
               <w:top w:w="100" w:type="dxa"/>
               <w:start w:w="185" w:type="dxa"/>
               <w:bottom w:w="100" w:type="dxa"/>
               <w:end w:w="185" w:type="dxa"/>
             </w:tcMar>
-            <w:tcBorders>
-              <w:top w:sz="5" w:val="single" w:color="DDE3EE"/>
-              <w:left w:sz="5" w:val="single" w:color="DDE3EE"/>
-              <w:bottom w:sz="5" w:val="single" w:color="DDE3EE"/>
-              <w:right w:sz="5" w:val="single" w:color="DDE3EE"/>
-            </w:tcBorders>
           </w:tcPr>
           <w:p>
             <w:pPr>
@@ -5169,24 +5106,23 @@
       <w:tr>
         <w:trPr>
           <w:cantSplit/>
-          <w:cantSplit/>
         </w:trPr>
         <w:tc>
           <w:tcPr>
             <w:tcW w:type="dxa" w:w="9936"/>
-            <w:shd w:fill="FFFFFF"/>
+            <w:tcBorders>
+              <w:top w:sz="5" w:val="single" w:color="DDE3EE"/>
+              <w:left w:sz="5" w:val="single" w:color="DDE3EE"/>
+              <w:bottom w:sz="5" w:val="single" w:color="DDE3EE"/>
+              <w:right w:sz="5" w:val="single" w:color="DDE3EE"/>
+            </w:tcBorders>
+            <w:shd w:fill="FFFFFF" w:val="clear"/>
             <w:tcMar>
               <w:top w:w="100" w:type="dxa"/>
               <w:start w:w="185" w:type="dxa"/>
               <w:bottom w:w="100" w:type="dxa"/>
               <w:end w:w="185" w:type="dxa"/>
             </w:tcMar>
-            <w:tcBorders>
-              <w:top w:sz="5" w:val="single" w:color="DDE3EE"/>
-              <w:left w:sz="5" w:val="single" w:color="DDE3EE"/>
-              <w:bottom w:sz="5" w:val="single" w:color="DDE3EE"/>
-              <w:right w:sz="5" w:val="single" w:color="DDE3EE"/>
-            </w:tcBorders>
           </w:tcPr>
           <w:p>
             <w:pPr>
@@ -5218,24 +5154,23 @@
       <w:tr>
         <w:trPr>
           <w:cantSplit/>
-          <w:cantSplit/>
         </w:trPr>
         <w:tc>
           <w:tcPr>
             <w:tcW w:type="dxa" w:w="9936"/>
-            <w:shd w:fill="FFFFFF"/>
+            <w:tcBorders>
+              <w:top w:sz="5" w:val="single" w:color="DDE3EE"/>
+              <w:left w:sz="5" w:val="single" w:color="DDE3EE"/>
+              <w:bottom w:sz="5" w:val="single" w:color="DDE3EE"/>
+              <w:right w:sz="5" w:val="single" w:color="DDE3EE"/>
+            </w:tcBorders>
+            <w:shd w:fill="FFFFFF" w:val="clear"/>
             <w:tcMar>
               <w:top w:w="100" w:type="dxa"/>
               <w:start w:w="185" w:type="dxa"/>
               <w:bottom w:w="100" w:type="dxa"/>
               <w:end w:w="185" w:type="dxa"/>
             </w:tcMar>
-            <w:tcBorders>
-              <w:top w:sz="5" w:val="single" w:color="DDE3EE"/>
-              <w:left w:sz="5" w:val="single" w:color="DDE3EE"/>
-              <w:bottom w:sz="5" w:val="single" w:color="DDE3EE"/>
-              <w:right w:sz="5" w:val="single" w:color="DDE3EE"/>
-            </w:tcBorders>
           </w:tcPr>
           <w:p>
             <w:pPr>
@@ -5267,24 +5202,23 @@
       <w:tr>
         <w:trPr>
           <w:cantSplit/>
-          <w:cantSplit/>
         </w:trPr>
         <w:tc>
           <w:tcPr>
             <w:tcW w:type="dxa" w:w="9936"/>
-            <w:shd w:fill="FFFFFF"/>
+            <w:tcBorders>
+              <w:top w:sz="5" w:val="single" w:color="DDE3EE"/>
+              <w:left w:sz="5" w:val="single" w:color="DDE3EE"/>
+              <w:bottom w:sz="5" w:val="single" w:color="DDE3EE"/>
+              <w:right w:sz="5" w:val="single" w:color="DDE3EE"/>
+            </w:tcBorders>
+            <w:shd w:fill="FFFFFF" w:val="clear"/>
             <w:tcMar>
               <w:top w:w="100" w:type="dxa"/>
               <w:start w:w="185" w:type="dxa"/>
               <w:bottom w:w="100" w:type="dxa"/>
               <w:end w:w="185" w:type="dxa"/>
             </w:tcMar>
-            <w:tcBorders>
-              <w:top w:sz="5" w:val="single" w:color="DDE3EE"/>
-              <w:left w:sz="5" w:val="single" w:color="DDE3EE"/>
-              <w:bottom w:sz="5" w:val="single" w:color="DDE3EE"/>
-              <w:right w:sz="5" w:val="single" w:color="DDE3EE"/>
-            </w:tcBorders>
           </w:tcPr>
           <w:p>
             <w:pPr>
@@ -5543,24 +5477,23 @@
       <w:tr>
         <w:trPr>
           <w:cantSplit/>
-          <w:cantSplit/>
         </w:trPr>
         <w:tc>
           <w:tcPr>
             <w:tcW w:type="dxa" w:w="4968"/>
-            <w:shd w:fill="EEF8F3"/>
+            <w:tcBorders>
+              <w:top w:val="nil"/>
+              <w:left w:val="nil"/>
+              <w:bottom w:val="nil"/>
+              <w:right w:val="nil"/>
+            </w:tcBorders>
+            <w:shd w:fill="EEF8F3" w:val="clear"/>
             <w:tcMar>
               <w:top w:w="150" w:type="dxa"/>
               <w:start w:w="165" w:type="dxa"/>
               <w:bottom w:w="150" w:type="dxa"/>
               <w:end w:w="165" w:type="dxa"/>
             </w:tcMar>
-            <w:tcBorders>
-              <w:top w:val="nil"/>
-              <w:left w:val="nil"/>
-              <w:bottom w:val="nil"/>
-              <w:right w:val="nil"/>
-            </w:tcBorders>
           </w:tcPr>
           <w:p>
             <w:pPr>
@@ -5596,19 +5529,19 @@
         <w:tc>
           <w:tcPr>
             <w:tcW w:type="dxa" w:w="4968"/>
-            <w:shd w:fill="F1EEFF"/>
+            <w:tcBorders>
+              <w:top w:val="nil"/>
+              <w:left w:val="nil"/>
+              <w:bottom w:val="nil"/>
+              <w:right w:val="nil"/>
+            </w:tcBorders>
+            <w:shd w:fill="F1EEFF" w:val="clear"/>
             <w:tcMar>
               <w:top w:w="150" w:type="dxa"/>
               <w:start w:w="165" w:type="dxa"/>
               <w:bottom w:w="150" w:type="dxa"/>
               <w:end w:w="165" w:type="dxa"/>
             </w:tcMar>
-            <w:tcBorders>
-              <w:top w:val="nil"/>
-              <w:left w:val="nil"/>
-              <w:bottom w:val="nil"/>
-              <w:right w:val="nil"/>
-            </w:tcBorders>
           </w:tcPr>
           <w:p>
             <w:pPr>
